--- a/Py_ex.docx
+++ b/Py_ex.docx
@@ -2,28 +2,2156 @@
 <file path=word/document.xml><?xml version="1.0" encoding="utf-8"?>
 <w:document xmlns:wpc="http://schemas.microsoft.com/office/word/2010/wordprocessingCanvas" xmlns:mc="http://schemas.openxmlformats.org/markup-compatibility/2006" xmlns:o="urn:schemas-microsoft-com:office:office" xmlns:r="http://schemas.openxmlformats.org/officeDocument/2006/relationships" xmlns:m="http://schemas.openxmlformats.org/officeDocument/2006/math" xmlns:v="urn:schemas-microsoft-com:vml" xmlns:wp14="http://schemas.microsoft.com/office/word/2010/wordprocessingDrawing" xmlns:wp="http://schemas.openxmlformats.org/drawingml/2006/wordprocessingDrawing" xmlns:w10="urn:schemas-microsoft-com:office:word" xmlns:w="http://schemas.openxmlformats.org/wordprocessingml/2006/main" xmlns:w14="http://schemas.microsoft.com/office/word/2010/wordml" xmlns:w15="http://schemas.microsoft.com/office/word/2012/wordml" xmlns:wpg="http://schemas.microsoft.com/office/word/2010/wordprocessingGroup" xmlns:wpi="http://schemas.microsoft.com/office/word/2010/wordprocessingInk" xmlns:wne="http://schemas.microsoft.com/office/word/2006/wordml" xmlns:wps="http://schemas.microsoft.com/office/word/2010/wordprocessingShape" mc:Ignorable="w14 w15 wp14">
   <w:body>
-    <w:p>
-      <w:pPr>
-        <w:pStyle w:val="ListParagraph"/>
-        <w:numPr>
-          <w:ilvl w:val="0"/>
-          <w:numId w:val="5"/>
-        </w:numPr>
+    <w:sdt>
+      <w:sdtPr>
         <w:rPr>
-          <w:b/>
+          <w:rFonts w:ascii="Times New Roman" w:eastAsiaTheme="majorEastAsia" w:hAnsi="Times New Roman" w:cs="Times New Roman"/>
+          <w:color w:val="2E74B5" w:themeColor="accent1" w:themeShade="BF"/>
+          <w:sz w:val="24"/>
+          <w:szCs w:val="24"/>
         </w:rPr>
-      </w:pPr>
-      <w:r>
+        <w:id w:val="963161116"/>
+        <w:docPartObj>
+          <w:docPartGallery w:val="Cover Pages"/>
+          <w:docPartUnique/>
+        </w:docPartObj>
+      </w:sdtPr>
+      <w:sdtEndPr>
         <w:rPr>
-          <w:b/>
+          <w:rFonts w:asciiTheme="majorHAnsi" w:hAnsiTheme="majorHAnsi" w:cstheme="majorBidi"/>
+          <w:sz w:val="26"/>
+          <w:szCs w:val="26"/>
         </w:rPr>
-        <w:t>INTRODUCTION</w:t>
-      </w:r>
-    </w:p>
+      </w:sdtEndPr>
+      <w:sdtContent>
+        <w:p>
+          <w:pPr>
+            <w:pStyle w:val="NoSpacing"/>
+            <w:rPr>
+              <w:rFonts w:ascii="Times New Roman" w:hAnsi="Times New Roman" w:cs="Times New Roman"/>
+              <w:sz w:val="24"/>
+              <w:szCs w:val="24"/>
+            </w:rPr>
+          </w:pPr>
+        </w:p>
+        <w:p>
+          <w:pPr>
+            <w:rPr>
+              <w:rFonts w:ascii="Times New Roman" w:hAnsi="Times New Roman" w:cs="Times New Roman"/>
+              <w:sz w:val="24"/>
+              <w:szCs w:val="24"/>
+            </w:rPr>
+          </w:pPr>
+          <w:r>
+            <w:rPr>
+              <w:rFonts w:ascii="Times New Roman" w:hAnsi="Times New Roman" w:cs="Times New Roman"/>
+              <w:noProof/>
+              <w:color w:val="5B9BD5" w:themeColor="accent1"/>
+              <w:sz w:val="24"/>
+              <w:szCs w:val="24"/>
+            </w:rPr>
+            <mc:AlternateContent>
+              <mc:Choice Requires="wpg">
+                <w:drawing>
+                  <wp:anchor distT="0" distB="0" distL="114300" distR="114300" simplePos="0" relativeHeight="251660288" behindDoc="1" locked="0" layoutInCell="1" allowOverlap="1" wp14:anchorId="0EEDEEFB" wp14:editId="58F5D199">
+                    <wp:simplePos x="0" y="0"/>
+                    <mc:AlternateContent>
+                      <mc:Choice Requires="wp14">
+                        <wp:positionH relativeFrom="page">
+                          <wp14:pctPosHOffset>22000</wp14:pctPosHOffset>
+                        </wp:positionH>
+                      </mc:Choice>
+                      <mc:Fallback>
+                        <wp:positionH relativeFrom="page">
+                          <wp:posOffset>1709420</wp:posOffset>
+                        </wp:positionH>
+                      </mc:Fallback>
+                    </mc:AlternateContent>
+                    <mc:AlternateContent>
+                      <mc:Choice Requires="wp14">
+                        <wp:positionV relativeFrom="page">
+                          <wp14:pctPosVOffset>30000</wp14:pctPosVOffset>
+                        </wp:positionV>
+                      </mc:Choice>
+                      <mc:Fallback>
+                        <wp:positionV relativeFrom="page">
+                          <wp:posOffset>3017520</wp:posOffset>
+                        </wp:positionV>
+                      </mc:Fallback>
+                    </mc:AlternateContent>
+                    <wp:extent cx="5494369" cy="5696712"/>
+                    <wp:effectExtent l="0" t="0" r="0" b="3175"/>
+                    <wp:wrapNone/>
+                    <wp:docPr id="63" name="Group 2"/>
+                    <wp:cNvGraphicFramePr>
+                      <a:graphicFrameLocks xmlns:a="http://schemas.openxmlformats.org/drawingml/2006/main" noChangeAspect="1"/>
+                    </wp:cNvGraphicFramePr>
+                    <a:graphic xmlns:a="http://schemas.openxmlformats.org/drawingml/2006/main">
+                      <a:graphicData uri="http://schemas.microsoft.com/office/word/2010/wordprocessingGroup">
+                        <wpg:wgp>
+                          <wpg:cNvGrpSpPr>
+                            <a:grpSpLocks noChangeAspect="1"/>
+                          </wpg:cNvGrpSpPr>
+                          <wpg:grpSpPr>
+                            <a:xfrm>
+                              <a:off x="0" y="0"/>
+                              <a:ext cx="5494369" cy="5696712"/>
+                              <a:chOff x="0" y="0"/>
+                              <a:chExt cx="4329113" cy="4491038"/>
+                            </a:xfrm>
+                            <a:solidFill>
+                              <a:schemeClr val="tx2">
+                                <a:lumMod val="60000"/>
+                                <a:lumOff val="40000"/>
+                              </a:schemeClr>
+                            </a:solidFill>
+                          </wpg:grpSpPr>
+                          <wps:wsp>
+                            <wps:cNvPr id="64" name="Freeform 64"/>
+                            <wps:cNvSpPr>
+                              <a:spLocks/>
+                            </wps:cNvSpPr>
+                            <wps:spPr bwMode="auto">
+                              <a:xfrm>
+                                <a:off x="1501775" y="0"/>
+                                <a:ext cx="2827338" cy="2835275"/>
+                              </a:xfrm>
+                              <a:custGeom>
+                                <a:avLst/>
+                                <a:gdLst>
+                                  <a:gd name="T0" fmla="*/ 4 w 1781"/>
+                                  <a:gd name="T1" fmla="*/ 1786 h 1786"/>
+                                  <a:gd name="T2" fmla="*/ 0 w 1781"/>
+                                  <a:gd name="T3" fmla="*/ 1782 h 1786"/>
+                                  <a:gd name="T4" fmla="*/ 1776 w 1781"/>
+                                  <a:gd name="T5" fmla="*/ 0 h 1786"/>
+                                  <a:gd name="T6" fmla="*/ 1781 w 1781"/>
+                                  <a:gd name="T7" fmla="*/ 5 h 1786"/>
+                                  <a:gd name="T8" fmla="*/ 4 w 1781"/>
+                                  <a:gd name="T9" fmla="*/ 1786 h 1786"/>
+                                </a:gdLst>
+                                <a:ahLst/>
+                                <a:cxnLst>
+                                  <a:cxn ang="0">
+                                    <a:pos x="T0" y="T1"/>
+                                  </a:cxn>
+                                  <a:cxn ang="0">
+                                    <a:pos x="T2" y="T3"/>
+                                  </a:cxn>
+                                  <a:cxn ang="0">
+                                    <a:pos x="T4" y="T5"/>
+                                  </a:cxn>
+                                  <a:cxn ang="0">
+                                    <a:pos x="T6" y="T7"/>
+                                  </a:cxn>
+                                  <a:cxn ang="0">
+                                    <a:pos x="T8" y="T9"/>
+                                  </a:cxn>
+                                </a:cxnLst>
+                                <a:rect l="0" t="0" r="r" b="b"/>
+                                <a:pathLst>
+                                  <a:path w="1781" h="1786">
+                                    <a:moveTo>
+                                      <a:pt x="4" y="1786"/>
+                                    </a:moveTo>
+                                    <a:lnTo>
+                                      <a:pt x="0" y="1782"/>
+                                    </a:lnTo>
+                                    <a:lnTo>
+                                      <a:pt x="1776" y="0"/>
+                                    </a:lnTo>
+                                    <a:lnTo>
+                                      <a:pt x="1781" y="5"/>
+                                    </a:lnTo>
+                                    <a:lnTo>
+                                      <a:pt x="4" y="1786"/>
+                                    </a:lnTo>
+                                    <a:close/>
+                                  </a:path>
+                                </a:pathLst>
+                              </a:custGeom>
+                              <a:grpFill/>
+                              <a:ln>
+                                <a:noFill/>
+                              </a:ln>
+                              <a:extLst>
+                                <a:ext uri="{91240B29-F687-4F45-9708-019B960494DF}">
+                                  <a14:hiddenLine xmlns:a14="http://schemas.microsoft.com/office/drawing/2010/main" w="9525">
+                                    <a:solidFill>
+                                      <a:srgbClr val="000000"/>
+                                    </a:solidFill>
+                                    <a:round/>
+                                    <a:headEnd/>
+                                    <a:tailEnd/>
+                                  </a14:hiddenLine>
+                                </a:ext>
+                              </a:extLst>
+                            </wps:spPr>
+                            <wps:bodyPr vert="horz" wrap="square" lIns="91440" tIns="45720" rIns="91440" bIns="45720" numCol="1" anchor="t" anchorCtr="0" compatLnSpc="1">
+                              <a:prstTxWarp prst="textNoShape">
+                                <a:avLst/>
+                              </a:prstTxWarp>
+                            </wps:bodyPr>
+                          </wps:wsp>
+                          <wps:wsp>
+                            <wps:cNvPr id="65" name="Freeform 65"/>
+                            <wps:cNvSpPr>
+                              <a:spLocks/>
+                            </wps:cNvSpPr>
+                            <wps:spPr bwMode="auto">
+                              <a:xfrm>
+                                <a:off x="782637" y="227013"/>
+                                <a:ext cx="3546475" cy="3546475"/>
+                              </a:xfrm>
+                              <a:custGeom>
+                                <a:avLst/>
+                                <a:gdLst>
+                                  <a:gd name="T0" fmla="*/ 5 w 2234"/>
+                                  <a:gd name="T1" fmla="*/ 2234 h 2234"/>
+                                  <a:gd name="T2" fmla="*/ 0 w 2234"/>
+                                  <a:gd name="T3" fmla="*/ 2229 h 2234"/>
+                                  <a:gd name="T4" fmla="*/ 2229 w 2234"/>
+                                  <a:gd name="T5" fmla="*/ 0 h 2234"/>
+                                  <a:gd name="T6" fmla="*/ 2234 w 2234"/>
+                                  <a:gd name="T7" fmla="*/ 5 h 2234"/>
+                                  <a:gd name="T8" fmla="*/ 5 w 2234"/>
+                                  <a:gd name="T9" fmla="*/ 2234 h 2234"/>
+                                </a:gdLst>
+                                <a:ahLst/>
+                                <a:cxnLst>
+                                  <a:cxn ang="0">
+                                    <a:pos x="T0" y="T1"/>
+                                  </a:cxn>
+                                  <a:cxn ang="0">
+                                    <a:pos x="T2" y="T3"/>
+                                  </a:cxn>
+                                  <a:cxn ang="0">
+                                    <a:pos x="T4" y="T5"/>
+                                  </a:cxn>
+                                  <a:cxn ang="0">
+                                    <a:pos x="T6" y="T7"/>
+                                  </a:cxn>
+                                  <a:cxn ang="0">
+                                    <a:pos x="T8" y="T9"/>
+                                  </a:cxn>
+                                </a:cxnLst>
+                                <a:rect l="0" t="0" r="r" b="b"/>
+                                <a:pathLst>
+                                  <a:path w="2234" h="2234">
+                                    <a:moveTo>
+                                      <a:pt x="5" y="2234"/>
+                                    </a:moveTo>
+                                    <a:lnTo>
+                                      <a:pt x="0" y="2229"/>
+                                    </a:lnTo>
+                                    <a:lnTo>
+                                      <a:pt x="2229" y="0"/>
+                                    </a:lnTo>
+                                    <a:lnTo>
+                                      <a:pt x="2234" y="5"/>
+                                    </a:lnTo>
+                                    <a:lnTo>
+                                      <a:pt x="5" y="2234"/>
+                                    </a:lnTo>
+                                    <a:close/>
+                                  </a:path>
+                                </a:pathLst>
+                              </a:custGeom>
+                              <a:grpFill/>
+                              <a:ln>
+                                <a:noFill/>
+                              </a:ln>
+                              <a:extLst>
+                                <a:ext uri="{91240B29-F687-4F45-9708-019B960494DF}">
+                                  <a14:hiddenLine xmlns:a14="http://schemas.microsoft.com/office/drawing/2010/main" w="9525">
+                                    <a:solidFill>
+                                      <a:srgbClr val="000000"/>
+                                    </a:solidFill>
+                                    <a:round/>
+                                    <a:headEnd/>
+                                    <a:tailEnd/>
+                                  </a14:hiddenLine>
+                                </a:ext>
+                              </a:extLst>
+                            </wps:spPr>
+                            <wps:bodyPr vert="horz" wrap="square" lIns="91440" tIns="45720" rIns="91440" bIns="45720" numCol="1" anchor="t" anchorCtr="0" compatLnSpc="1">
+                              <a:prstTxWarp prst="textNoShape">
+                                <a:avLst/>
+                              </a:prstTxWarp>
+                            </wps:bodyPr>
+                          </wps:wsp>
+                          <wps:wsp>
+                            <wps:cNvPr id="66" name="Freeform 66"/>
+                            <wps:cNvSpPr>
+                              <a:spLocks/>
+                            </wps:cNvSpPr>
+                            <wps:spPr bwMode="auto">
+                              <a:xfrm>
+                                <a:off x="841375" y="109538"/>
+                                <a:ext cx="3487738" cy="3487738"/>
+                              </a:xfrm>
+                              <a:custGeom>
+                                <a:avLst/>
+                                <a:gdLst>
+                                  <a:gd name="T0" fmla="*/ 9 w 2197"/>
+                                  <a:gd name="T1" fmla="*/ 2197 h 2197"/>
+                                  <a:gd name="T2" fmla="*/ 0 w 2197"/>
+                                  <a:gd name="T3" fmla="*/ 2193 h 2197"/>
+                                  <a:gd name="T4" fmla="*/ 2188 w 2197"/>
+                                  <a:gd name="T5" fmla="*/ 0 h 2197"/>
+                                  <a:gd name="T6" fmla="*/ 2197 w 2197"/>
+                                  <a:gd name="T7" fmla="*/ 10 h 2197"/>
+                                  <a:gd name="T8" fmla="*/ 9 w 2197"/>
+                                  <a:gd name="T9" fmla="*/ 2197 h 2197"/>
+                                </a:gdLst>
+                                <a:ahLst/>
+                                <a:cxnLst>
+                                  <a:cxn ang="0">
+                                    <a:pos x="T0" y="T1"/>
+                                  </a:cxn>
+                                  <a:cxn ang="0">
+                                    <a:pos x="T2" y="T3"/>
+                                  </a:cxn>
+                                  <a:cxn ang="0">
+                                    <a:pos x="T4" y="T5"/>
+                                  </a:cxn>
+                                  <a:cxn ang="0">
+                                    <a:pos x="T6" y="T7"/>
+                                  </a:cxn>
+                                  <a:cxn ang="0">
+                                    <a:pos x="T8" y="T9"/>
+                                  </a:cxn>
+                                </a:cxnLst>
+                                <a:rect l="0" t="0" r="r" b="b"/>
+                                <a:pathLst>
+                                  <a:path w="2197" h="2197">
+                                    <a:moveTo>
+                                      <a:pt x="9" y="2197"/>
+                                    </a:moveTo>
+                                    <a:lnTo>
+                                      <a:pt x="0" y="2193"/>
+                                    </a:lnTo>
+                                    <a:lnTo>
+                                      <a:pt x="2188" y="0"/>
+                                    </a:lnTo>
+                                    <a:lnTo>
+                                      <a:pt x="2197" y="10"/>
+                                    </a:lnTo>
+                                    <a:lnTo>
+                                      <a:pt x="9" y="2197"/>
+                                    </a:lnTo>
+                                    <a:close/>
+                                  </a:path>
+                                </a:pathLst>
+                              </a:custGeom>
+                              <a:grpFill/>
+                              <a:ln>
+                                <a:noFill/>
+                              </a:ln>
+                              <a:extLst>
+                                <a:ext uri="{91240B29-F687-4F45-9708-019B960494DF}">
+                                  <a14:hiddenLine xmlns:a14="http://schemas.microsoft.com/office/drawing/2010/main" w="9525">
+                                    <a:solidFill>
+                                      <a:srgbClr val="000000"/>
+                                    </a:solidFill>
+                                    <a:round/>
+                                    <a:headEnd/>
+                                    <a:tailEnd/>
+                                  </a14:hiddenLine>
+                                </a:ext>
+                              </a:extLst>
+                            </wps:spPr>
+                            <wps:bodyPr vert="horz" wrap="square" lIns="91440" tIns="45720" rIns="91440" bIns="45720" numCol="1" anchor="t" anchorCtr="0" compatLnSpc="1">
+                              <a:prstTxWarp prst="textNoShape">
+                                <a:avLst/>
+                              </a:prstTxWarp>
+                            </wps:bodyPr>
+                          </wps:wsp>
+                          <wps:wsp>
+                            <wps:cNvPr id="67" name="Freeform 67"/>
+                            <wps:cNvSpPr>
+                              <a:spLocks/>
+                            </wps:cNvSpPr>
+                            <wps:spPr bwMode="auto">
+                              <a:xfrm>
+                                <a:off x="1216025" y="498475"/>
+                                <a:ext cx="3113088" cy="3121025"/>
+                              </a:xfrm>
+                              <a:custGeom>
+                                <a:avLst/>
+                                <a:gdLst>
+                                  <a:gd name="T0" fmla="*/ 9 w 1961"/>
+                                  <a:gd name="T1" fmla="*/ 1966 h 1966"/>
+                                  <a:gd name="T2" fmla="*/ 0 w 1961"/>
+                                  <a:gd name="T3" fmla="*/ 1957 h 1966"/>
+                                  <a:gd name="T4" fmla="*/ 1952 w 1961"/>
+                                  <a:gd name="T5" fmla="*/ 0 h 1966"/>
+                                  <a:gd name="T6" fmla="*/ 1961 w 1961"/>
+                                  <a:gd name="T7" fmla="*/ 9 h 1966"/>
+                                  <a:gd name="T8" fmla="*/ 9 w 1961"/>
+                                  <a:gd name="T9" fmla="*/ 1966 h 1966"/>
+                                </a:gdLst>
+                                <a:ahLst/>
+                                <a:cxnLst>
+                                  <a:cxn ang="0">
+                                    <a:pos x="T0" y="T1"/>
+                                  </a:cxn>
+                                  <a:cxn ang="0">
+                                    <a:pos x="T2" y="T3"/>
+                                  </a:cxn>
+                                  <a:cxn ang="0">
+                                    <a:pos x="T4" y="T5"/>
+                                  </a:cxn>
+                                  <a:cxn ang="0">
+                                    <a:pos x="T6" y="T7"/>
+                                  </a:cxn>
+                                  <a:cxn ang="0">
+                                    <a:pos x="T8" y="T9"/>
+                                  </a:cxn>
+                                </a:cxnLst>
+                                <a:rect l="0" t="0" r="r" b="b"/>
+                                <a:pathLst>
+                                  <a:path w="1961" h="1966">
+                                    <a:moveTo>
+                                      <a:pt x="9" y="1966"/>
+                                    </a:moveTo>
+                                    <a:lnTo>
+                                      <a:pt x="0" y="1957"/>
+                                    </a:lnTo>
+                                    <a:lnTo>
+                                      <a:pt x="1952" y="0"/>
+                                    </a:lnTo>
+                                    <a:lnTo>
+                                      <a:pt x="1961" y="9"/>
+                                    </a:lnTo>
+                                    <a:lnTo>
+                                      <a:pt x="9" y="1966"/>
+                                    </a:lnTo>
+                                    <a:close/>
+                                  </a:path>
+                                </a:pathLst>
+                              </a:custGeom>
+                              <a:grpFill/>
+                              <a:ln>
+                                <a:noFill/>
+                              </a:ln>
+                              <a:extLst>
+                                <a:ext uri="{91240B29-F687-4F45-9708-019B960494DF}">
+                                  <a14:hiddenLine xmlns:a14="http://schemas.microsoft.com/office/drawing/2010/main" w="9525">
+                                    <a:solidFill>
+                                      <a:srgbClr val="000000"/>
+                                    </a:solidFill>
+                                    <a:round/>
+                                    <a:headEnd/>
+                                    <a:tailEnd/>
+                                  </a14:hiddenLine>
+                                </a:ext>
+                              </a:extLst>
+                            </wps:spPr>
+                            <wps:bodyPr vert="horz" wrap="square" lIns="91440" tIns="45720" rIns="91440" bIns="45720" numCol="1" anchor="t" anchorCtr="0" compatLnSpc="1">
+                              <a:prstTxWarp prst="textNoShape">
+                                <a:avLst/>
+                              </a:prstTxWarp>
+                            </wps:bodyPr>
+                          </wps:wsp>
+                          <wps:wsp>
+                            <wps:cNvPr id="68" name="Freeform 68"/>
+                            <wps:cNvSpPr>
+                              <a:spLocks/>
+                            </wps:cNvSpPr>
+                            <wps:spPr bwMode="auto">
+                              <a:xfrm>
+                                <a:off x="0" y="153988"/>
+                                <a:ext cx="4329113" cy="4337050"/>
+                              </a:xfrm>
+                              <a:custGeom>
+                                <a:avLst/>
+                                <a:gdLst>
+                                  <a:gd name="T0" fmla="*/ 0 w 2727"/>
+                                  <a:gd name="T1" fmla="*/ 2732 h 2732"/>
+                                  <a:gd name="T2" fmla="*/ 0 w 2727"/>
+                                  <a:gd name="T3" fmla="*/ 2728 h 2732"/>
+                                  <a:gd name="T4" fmla="*/ 2722 w 2727"/>
+                                  <a:gd name="T5" fmla="*/ 0 h 2732"/>
+                                  <a:gd name="T6" fmla="*/ 2727 w 2727"/>
+                                  <a:gd name="T7" fmla="*/ 5 h 2732"/>
+                                  <a:gd name="T8" fmla="*/ 0 w 2727"/>
+                                  <a:gd name="T9" fmla="*/ 2732 h 2732"/>
+                                </a:gdLst>
+                                <a:ahLst/>
+                                <a:cxnLst>
+                                  <a:cxn ang="0">
+                                    <a:pos x="T0" y="T1"/>
+                                  </a:cxn>
+                                  <a:cxn ang="0">
+                                    <a:pos x="T2" y="T3"/>
+                                  </a:cxn>
+                                  <a:cxn ang="0">
+                                    <a:pos x="T4" y="T5"/>
+                                  </a:cxn>
+                                  <a:cxn ang="0">
+                                    <a:pos x="T6" y="T7"/>
+                                  </a:cxn>
+                                  <a:cxn ang="0">
+                                    <a:pos x="T8" y="T9"/>
+                                  </a:cxn>
+                                </a:cxnLst>
+                                <a:rect l="0" t="0" r="r" b="b"/>
+                                <a:pathLst>
+                                  <a:path w="2727" h="2732">
+                                    <a:moveTo>
+                                      <a:pt x="0" y="2732"/>
+                                    </a:moveTo>
+                                    <a:lnTo>
+                                      <a:pt x="0" y="2728"/>
+                                    </a:lnTo>
+                                    <a:lnTo>
+                                      <a:pt x="2722" y="0"/>
+                                    </a:lnTo>
+                                    <a:lnTo>
+                                      <a:pt x="2727" y="5"/>
+                                    </a:lnTo>
+                                    <a:lnTo>
+                                      <a:pt x="0" y="2732"/>
+                                    </a:lnTo>
+                                    <a:close/>
+                                  </a:path>
+                                </a:pathLst>
+                              </a:custGeom>
+                              <a:grpFill/>
+                              <a:ln>
+                                <a:noFill/>
+                              </a:ln>
+                              <a:extLst>
+                                <a:ext uri="{91240B29-F687-4F45-9708-019B960494DF}">
+                                  <a14:hiddenLine xmlns:a14="http://schemas.microsoft.com/office/drawing/2010/main" w="9525">
+                                    <a:solidFill>
+                                      <a:srgbClr val="000000"/>
+                                    </a:solidFill>
+                                    <a:round/>
+                                    <a:headEnd/>
+                                    <a:tailEnd/>
+                                  </a14:hiddenLine>
+                                </a:ext>
+                              </a:extLst>
+                            </wps:spPr>
+                            <wps:bodyPr vert="horz" wrap="square" lIns="91440" tIns="45720" rIns="91440" bIns="45720" numCol="1" anchor="t" anchorCtr="0" compatLnSpc="1">
+                              <a:prstTxWarp prst="textNoShape">
+                                <a:avLst/>
+                              </a:prstTxWarp>
+                            </wps:bodyPr>
+                          </wps:wsp>
+                        </wpg:wgp>
+                      </a:graphicData>
+                    </a:graphic>
+                    <wp14:sizeRelH relativeFrom="page">
+                      <wp14:pctWidth>70600</wp14:pctWidth>
+                    </wp14:sizeRelH>
+                    <wp14:sizeRelV relativeFrom="page">
+                      <wp14:pctHeight>56600</wp14:pctHeight>
+                    </wp14:sizeRelV>
+                  </wp:anchor>
+                </w:drawing>
+              </mc:Choice>
+              <mc:Fallback>
+                <w:pict>
+                  <v:group w14:anchorId="27E9F62D" id="Group 2" o:spid="_x0000_s1026" style="position:absolute;margin-left:0;margin-top:0;width:432.65pt;height:448.55pt;z-index:-251656192;mso-width-percent:706;mso-height-percent:566;mso-left-percent:220;mso-top-percent:300;mso-position-horizontal-relative:page;mso-position-vertical-relative:page;mso-width-percent:706;mso-height-percent:566;mso-left-percent:220;mso-top-percent:300" coordsize="43291,44910" o:gfxdata="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">
+                    <o:lock v:ext="edit" aspectratio="t"/>
+                    <v:shape id="Freeform 64" o:spid="_x0000_s1027" style="position:absolute;left:15017;width:28274;height:28352;visibility:visible;mso-wrap-style:square;v-text-anchor:top" coordsize="1781,1786" o:gfxdata="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" path="m4,1786l,1782,1776,r5,5l4,1786xe" filled="f" stroked="f">
+                      <v:path arrowok="t" o:connecttype="custom" o:connectlocs="6350,2835275;0,2828925;2819400,0;2827338,7938;6350,2835275" o:connectangles="0,0,0,0,0"/>
+                    </v:shape>
+                    <v:shape id="Freeform 65" o:spid="_x0000_s1028" style="position:absolute;left:7826;top:2270;width:35465;height:35464;visibility:visible;mso-wrap-style:square;v-text-anchor:top" coordsize="2234,2234" o:gfxdata="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" path="m5,2234l,2229,2229,r5,5l5,2234xe" filled="f" stroked="f">
+                      <v:path arrowok="t" o:connecttype="custom" o:connectlocs="7938,3546475;0,3538538;3538538,0;3546475,7938;7938,3546475" o:connectangles="0,0,0,0,0"/>
+                    </v:shape>
+                    <v:shape id="Freeform 66" o:spid="_x0000_s1029" style="position:absolute;left:8413;top:1095;width:34878;height:34877;visibility:visible;mso-wrap-style:square;v-text-anchor:top" coordsize="2197,2197" o:gfxdata="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" path="m9,2197l,2193,2188,r9,10l9,2197xe" filled="f" stroked="f">
+                      <v:path arrowok="t" o:connecttype="custom" o:connectlocs="14288,3487738;0,3481388;3473450,0;3487738,15875;14288,3487738" o:connectangles="0,0,0,0,0"/>
+                    </v:shape>
+                    <v:shape id="Freeform 67" o:spid="_x0000_s1030" style="position:absolute;left:12160;top:4984;width:31131;height:31211;visibility:visible;mso-wrap-style:square;v-text-anchor:top" coordsize="1961,1966" o:gfxdata="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" path="m9,1966l,1957,1952,r9,9l9,1966xe" filled="f" stroked="f">
+                      <v:path arrowok="t" o:connecttype="custom" o:connectlocs="14288,3121025;0,3106738;3098800,0;3113088,14288;14288,3121025" o:connectangles="0,0,0,0,0"/>
+                    </v:shape>
+                    <v:shape id="Freeform 68" o:spid="_x0000_s1031" style="position:absolute;top:1539;width:43291;height:43371;visibility:visible;mso-wrap-style:square;v-text-anchor:top" coordsize="2727,2732" o:gfxdata="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" path="m,2732r,-4l2722,r5,5l,2732xe" filled="f" stroked="f">
+                      <v:path arrowok="t" o:connecttype="custom" o:connectlocs="0,4337050;0,4330700;4321175,0;4329113,7938;0,4337050" o:connectangles="0,0,0,0,0"/>
+                    </v:shape>
+                    <w10:wrap anchorx="page" anchory="page"/>
+                  </v:group>
+                </w:pict>
+              </mc:Fallback>
+            </mc:AlternateContent>
+          </w:r>
+        </w:p>
+        <w:p>
+          <w:pPr>
+            <w:rPr>
+              <w:rFonts w:ascii="Times New Roman" w:hAnsi="Times New Roman" w:cs="Times New Roman"/>
+              <w:b/>
+              <w:sz w:val="24"/>
+              <w:szCs w:val="24"/>
+            </w:rPr>
+          </w:pPr>
+          <w:r>
+            <w:rPr>
+              <w:rFonts w:ascii="Times New Roman" w:hAnsi="Times New Roman" w:cs="Times New Roman"/>
+              <w:b/>
+              <w:noProof/>
+              <w:sz w:val="24"/>
+              <w:szCs w:val="24"/>
+            </w:rPr>
+            <mc:AlternateContent>
+              <mc:Choice Requires="wps">
+                <w:drawing>
+                  <wp:anchor distT="45720" distB="45720" distL="114300" distR="114300" simplePos="0" relativeHeight="251666432" behindDoc="1" locked="0" layoutInCell="1" allowOverlap="1" wp14:anchorId="6976C02F" wp14:editId="0BB7B09B">
+                    <wp:simplePos x="0" y="0"/>
+                    <wp:positionH relativeFrom="column">
+                      <wp:posOffset>723900</wp:posOffset>
+                    </wp:positionH>
+                    <wp:positionV relativeFrom="paragraph">
+                      <wp:posOffset>1217930</wp:posOffset>
+                    </wp:positionV>
+                    <wp:extent cx="6428740" cy="1012825"/>
+                    <wp:effectExtent l="0" t="0" r="0" b="0"/>
+                    <wp:wrapTight wrapText="bothSides">
+                      <wp:wrapPolygon edited="0">
+                        <wp:start x="0" y="0"/>
+                        <wp:lineTo x="0" y="21126"/>
+                        <wp:lineTo x="21506" y="21126"/>
+                        <wp:lineTo x="21506" y="0"/>
+                        <wp:lineTo x="0" y="0"/>
+                      </wp:wrapPolygon>
+                    </wp:wrapTight>
+                    <wp:docPr id="7" name="Text Box 2"/>
+                    <wp:cNvGraphicFramePr>
+                      <a:graphicFrameLocks xmlns:a="http://schemas.openxmlformats.org/drawingml/2006/main"/>
+                    </wp:cNvGraphicFramePr>
+                    <a:graphic xmlns:a="http://schemas.openxmlformats.org/drawingml/2006/main">
+                      <a:graphicData uri="http://schemas.microsoft.com/office/word/2010/wordprocessingShape">
+                        <wps:wsp>
+                          <wps:cNvSpPr txBox="1">
+                            <a:spLocks noChangeArrowheads="1"/>
+                          </wps:cNvSpPr>
+                          <wps:spPr bwMode="auto">
+                            <a:xfrm>
+                              <a:off x="0" y="0"/>
+                              <a:ext cx="6428740" cy="1012825"/>
+                            </a:xfrm>
+                            <a:prstGeom prst="rect">
+                              <a:avLst/>
+                            </a:prstGeom>
+                            <a:solidFill>
+                              <a:srgbClr val="FFFFFF"/>
+                            </a:solidFill>
+                            <a:ln w="9525">
+                              <a:noFill/>
+                              <a:miter lim="800000"/>
+                              <a:headEnd/>
+                              <a:tailEnd/>
+                            </a:ln>
+                          </wps:spPr>
+                          <wps:txbx>
+                            <w:txbxContent>
+                              <w:p>
+                                <w:pPr>
+                                  <w:rPr>
+                                    <w:sz w:val="56"/>
+                                    <w:szCs w:val="56"/>
+                                  </w:rPr>
+                                </w:pPr>
+                                <w:r>
+                                  <w:rPr>
+                                    <w:sz w:val="56"/>
+                                    <w:szCs w:val="56"/>
+                                  </w:rPr>
+                                  <w:t>Design, Implement and Test a Procedural</w:t>
+                                </w:r>
+                                <w:r>
+                                  <w:rPr>
+                                    <w:sz w:val="56"/>
+                                    <w:szCs w:val="56"/>
+                                  </w:rPr>
+                                  <w:t xml:space="preserve">                            </w:t>
+                                </w:r>
+                                <w:r>
+                                  <w:rPr>
+                                    <w:sz w:val="56"/>
+                                    <w:szCs w:val="56"/>
+                                  </w:rPr>
+                                  <w:t xml:space="preserve"> </w:t>
+                                </w:r>
+                                <w:r>
+                                  <w:rPr>
+                                    <w:sz w:val="56"/>
+                                    <w:szCs w:val="56"/>
+                                  </w:rPr>
+                                  <w:t xml:space="preserve">                                                P</w:t>
+                                </w:r>
+                                <w:r>
+                                  <w:rPr>
+                                    <w:sz w:val="56"/>
+                                    <w:szCs w:val="56"/>
+                                  </w:rPr>
+                                  <w:t>rogramming Solution</w:t>
+                                </w:r>
+                              </w:p>
+                            </w:txbxContent>
+                          </wps:txbx>
+                          <wps:bodyPr rot="0" vert="horz" wrap="square" lIns="91440" tIns="45720" rIns="91440" bIns="45720" anchor="t" anchorCtr="0">
+                            <a:noAutofit/>
+                          </wps:bodyPr>
+                        </wps:wsp>
+                      </a:graphicData>
+                    </a:graphic>
+                    <wp14:sizeRelH relativeFrom="margin">
+                      <wp14:pctWidth>0</wp14:pctWidth>
+                    </wp14:sizeRelH>
+                    <wp14:sizeRelV relativeFrom="margin">
+                      <wp14:pctHeight>0</wp14:pctHeight>
+                    </wp14:sizeRelV>
+                  </wp:anchor>
+                </w:drawing>
+              </mc:Choice>
+              <mc:Fallback>
+                <w:pict>
+                  <v:shapetype w14:anchorId="6976C02F" id="_x0000_t202" coordsize="21600,21600" o:spt="202" path="m,l,21600r21600,l21600,xe">
+                    <v:stroke joinstyle="miter"/>
+                    <v:path gradientshapeok="t" o:connecttype="rect"/>
+                  </v:shapetype>
+                  <v:shape id="Text Box 2" o:spid="_x0000_s1026" type="#_x0000_t202" style="position:absolute;margin-left:57pt;margin-top:95.9pt;width:506.2pt;height:79.75pt;z-index:-251650048;visibility:visible;mso-wrap-style:square;mso-width-percent:0;mso-height-percent:0;mso-wrap-distance-left:9pt;mso-wrap-distance-top:3.6pt;mso-wrap-distance-right:9pt;mso-wrap-distance-bottom:3.6pt;mso-position-horizontal:absolute;mso-position-horizontal-relative:text;mso-position-vertical:absolute;mso-position-vertical-relative:text;mso-width-percent:0;mso-height-percent:0;mso-width-relative:margin;mso-height-relative:margin;v-text-anchor:top" o:gfxdata="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" stroked="f">
+                    <v:textbox>
+                      <w:txbxContent>
+                        <w:p>
+                          <w:pPr>
+                            <w:rPr>
+                              <w:sz w:val="56"/>
+                              <w:szCs w:val="56"/>
+                            </w:rPr>
+                          </w:pPr>
+                          <w:r>
+                            <w:rPr>
+                              <w:sz w:val="56"/>
+                              <w:szCs w:val="56"/>
+                            </w:rPr>
+                            <w:t>Design, Implement and Test a Procedural</w:t>
+                          </w:r>
+                          <w:r>
+                            <w:rPr>
+                              <w:sz w:val="56"/>
+                              <w:szCs w:val="56"/>
+                            </w:rPr>
+                            <w:t xml:space="preserve">                            </w:t>
+                          </w:r>
+                          <w:r>
+                            <w:rPr>
+                              <w:sz w:val="56"/>
+                              <w:szCs w:val="56"/>
+                            </w:rPr>
+                            <w:t xml:space="preserve"> </w:t>
+                          </w:r>
+                          <w:r>
+                            <w:rPr>
+                              <w:sz w:val="56"/>
+                              <w:szCs w:val="56"/>
+                            </w:rPr>
+                            <w:t xml:space="preserve">                                                P</w:t>
+                          </w:r>
+                          <w:r>
+                            <w:rPr>
+                              <w:sz w:val="56"/>
+                              <w:szCs w:val="56"/>
+                            </w:rPr>
+                            <w:t>rogramming Solution</w:t>
+                          </w:r>
+                        </w:p>
+                      </w:txbxContent>
+                    </v:textbox>
+                    <w10:wrap type="tight"/>
+                  </v:shape>
+                </w:pict>
+              </mc:Fallback>
+            </mc:AlternateContent>
+          </w:r>
+          <w:r>
+            <w:rPr>
+              <w:rFonts w:ascii="Times New Roman" w:hAnsi="Times New Roman" w:cs="Times New Roman"/>
+              <w:b/>
+              <w:noProof/>
+              <w:sz w:val="24"/>
+              <w:szCs w:val="24"/>
+            </w:rPr>
+            <mc:AlternateContent>
+              <mc:Choice Requires="wps">
+                <w:drawing>
+                  <wp:anchor distT="45720" distB="45720" distL="114300" distR="114300" simplePos="0" relativeHeight="251664384" behindDoc="0" locked="0" layoutInCell="1" allowOverlap="1" wp14:anchorId="20FEE282" wp14:editId="6D44518B">
+                    <wp:simplePos x="0" y="0"/>
+                    <wp:positionH relativeFrom="margin">
+                      <wp:posOffset>1804182</wp:posOffset>
+                    </wp:positionH>
+                    <wp:positionV relativeFrom="paragraph">
+                      <wp:posOffset>7034</wp:posOffset>
+                    </wp:positionV>
+                    <wp:extent cx="2720340" cy="386080"/>
+                    <wp:effectExtent l="0" t="0" r="0" b="0"/>
+                    <wp:wrapSquare wrapText="bothSides"/>
+                    <wp:docPr id="6" name="Text Box 2"/>
+                    <wp:cNvGraphicFramePr>
+                      <a:graphicFrameLocks xmlns:a="http://schemas.openxmlformats.org/drawingml/2006/main"/>
+                    </wp:cNvGraphicFramePr>
+                    <a:graphic xmlns:a="http://schemas.openxmlformats.org/drawingml/2006/main">
+                      <a:graphicData uri="http://schemas.microsoft.com/office/word/2010/wordprocessingShape">
+                        <wps:wsp>
+                          <wps:cNvSpPr txBox="1">
+                            <a:spLocks noChangeArrowheads="1"/>
+                          </wps:cNvSpPr>
+                          <wps:spPr bwMode="auto">
+                            <a:xfrm>
+                              <a:off x="0" y="0"/>
+                              <a:ext cx="2720340" cy="386080"/>
+                            </a:xfrm>
+                            <a:prstGeom prst="rect">
+                              <a:avLst/>
+                            </a:prstGeom>
+                            <a:solidFill>
+                              <a:srgbClr val="FFFFFF"/>
+                            </a:solidFill>
+                            <a:ln w="9525">
+                              <a:noFill/>
+                              <a:miter lim="800000"/>
+                              <a:headEnd/>
+                              <a:tailEnd/>
+                            </a:ln>
+                          </wps:spPr>
+                          <wps:txbx>
+                            <w:txbxContent>
+                              <w:p>
+                                <w:pPr>
+                                  <w:rPr>
+                                    <w:color w:val="000000" w:themeColor="text1"/>
+                                    <w:sz w:val="96"/>
+                                    <w:szCs w:val="96"/>
+                                    <w14:shadow w14:blurRad="38100" w14:dist="19050" w14:dir="2700000" w14:sx="100000" w14:sy="100000" w14:kx="0" w14:ky="0" w14:algn="tl">
+                                      <w14:schemeClr w14:val="dk1">
+                                        <w14:alpha w14:val="60000"/>
+                                      </w14:schemeClr>
+                                    </w14:shadow>
+                                    <w14:textOutline w14:w="0" w14:cap="flat" w14:cmpd="sng" w14:algn="ctr">
+                                      <w14:noFill/>
+                                      <w14:prstDash w14:val="solid"/>
+                                      <w14:round/>
+                                    </w14:textOutline>
+                                  </w:rPr>
+                                </w:pPr>
+                                <w:r>
+                                  <w:rPr>
+                                    <w:color w:val="000000" w:themeColor="text1"/>
+                                    <w:sz w:val="96"/>
+                                    <w:szCs w:val="96"/>
+                                    <w14:shadow w14:blurRad="38100" w14:dist="19050" w14:dir="2700000" w14:sx="100000" w14:sy="100000" w14:kx="0" w14:ky="0" w14:algn="tl">
+                                      <w14:schemeClr w14:val="dk1">
+                                        <w14:alpha w14:val="60000"/>
+                                      </w14:schemeClr>
+                                    </w14:shadow>
+                                    <w14:textOutline w14:w="0" w14:cap="flat" w14:cmpd="sng" w14:algn="ctr">
+                                      <w14:noFill/>
+                                      <w14:prstDash w14:val="solid"/>
+                                      <w14:round/>
+                                    </w14:textOutline>
+                                  </w:rPr>
+                                  <w:t>QuickBite</w:t>
+                                </w:r>
+                              </w:p>
+                            </w:txbxContent>
+                          </wps:txbx>
+                          <wps:bodyPr rot="0" vert="horz" wrap="square" lIns="91440" tIns="45720" rIns="91440" bIns="45720" numCol="1" anchor="t" anchorCtr="0">
+                            <a:spAutoFit/>
+                          </wps:bodyPr>
+                        </wps:wsp>
+                      </a:graphicData>
+                    </a:graphic>
+                    <wp14:sizeRelH relativeFrom="margin">
+                      <wp14:pctWidth>40000</wp14:pctWidth>
+                    </wp14:sizeRelH>
+                    <wp14:sizeRelV relativeFrom="margin">
+                      <wp14:pctHeight>20000</wp14:pctHeight>
+                    </wp14:sizeRelV>
+                  </wp:anchor>
+                </w:drawing>
+              </mc:Choice>
+              <mc:Fallback>
+                <w:pict>
+                  <v:shape w14:anchorId="20FEE282" id="_x0000_s1027" type="#_x0000_t202" style="position:absolute;margin-left:142.05pt;margin-top:.55pt;width:214.2pt;height:30.4pt;z-index:251664384;visibility:visible;mso-wrap-style:square;mso-width-percent:400;mso-height-percent:200;mso-wrap-distance-left:9pt;mso-wrap-distance-top:3.6pt;mso-wrap-distance-right:9pt;mso-wrap-distance-bottom:3.6pt;mso-position-horizontal:absolute;mso-position-horizontal-relative:margin;mso-position-vertical:absolute;mso-position-vertical-relative:text;mso-width-percent:400;mso-height-percent:200;mso-width-relative:margin;mso-height-relative:margin;v-text-anchor:top" o:gfxdata="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" stroked="f">
+                    <v:textbox style="mso-fit-shape-to-text:t">
+                      <w:txbxContent>
+                        <w:p>
+                          <w:pPr>
+                            <w:rPr>
+                              <w:color w:val="000000" w:themeColor="text1"/>
+                              <w:sz w:val="96"/>
+                              <w:szCs w:val="96"/>
+                              <w14:shadow w14:blurRad="38100" w14:dist="19050" w14:dir="2700000" w14:sx="100000" w14:sy="100000" w14:kx="0" w14:ky="0" w14:algn="tl">
+                                <w14:schemeClr w14:val="dk1">
+                                  <w14:alpha w14:val="60000"/>
+                                </w14:schemeClr>
+                              </w14:shadow>
+                              <w14:textOutline w14:w="0" w14:cap="flat" w14:cmpd="sng" w14:algn="ctr">
+                                <w14:noFill/>
+                                <w14:prstDash w14:val="solid"/>
+                                <w14:round/>
+                              </w14:textOutline>
+                            </w:rPr>
+                          </w:pPr>
+                          <w:r>
+                            <w:rPr>
+                              <w:color w:val="000000" w:themeColor="text1"/>
+                              <w:sz w:val="96"/>
+                              <w:szCs w:val="96"/>
+                              <w14:shadow w14:blurRad="38100" w14:dist="19050" w14:dir="2700000" w14:sx="100000" w14:sy="100000" w14:kx="0" w14:ky="0" w14:algn="tl">
+                                <w14:schemeClr w14:val="dk1">
+                                  <w14:alpha w14:val="60000"/>
+                                </w14:schemeClr>
+                              </w14:shadow>
+                              <w14:textOutline w14:w="0" w14:cap="flat" w14:cmpd="sng" w14:algn="ctr">
+                                <w14:noFill/>
+                                <w14:prstDash w14:val="solid"/>
+                                <w14:round/>
+                              </w14:textOutline>
+                            </w:rPr>
+                            <w:t>QuickBite</w:t>
+                          </w:r>
+                        </w:p>
+                      </w:txbxContent>
+                    </v:textbox>
+                    <w10:wrap type="square" anchorx="margin"/>
+                  </v:shape>
+                </w:pict>
+              </mc:Fallback>
+            </mc:AlternateContent>
+          </w:r>
+          <w:r>
+            <w:rPr>
+              <w:rFonts w:ascii="Times New Roman" w:hAnsi="Times New Roman" w:cs="Times New Roman"/>
+              <w:b/>
+              <w:noProof/>
+              <w:sz w:val="24"/>
+              <w:szCs w:val="24"/>
+            </w:rPr>
+            <mc:AlternateContent>
+              <mc:Choice Requires="wps">
+                <w:drawing>
+                  <wp:anchor distT="45720" distB="45720" distL="114300" distR="114300" simplePos="0" relativeHeight="251662336" behindDoc="0" locked="0" layoutInCell="1" allowOverlap="1" wp14:anchorId="70F923CD" wp14:editId="20DF554D">
+                    <wp:simplePos x="0" y="0"/>
+                    <wp:positionH relativeFrom="page">
+                      <wp:align>right</wp:align>
+                    </wp:positionH>
+                    <wp:positionV relativeFrom="paragraph">
+                      <wp:posOffset>6547241</wp:posOffset>
+                    </wp:positionV>
+                    <wp:extent cx="7112000" cy="2292985"/>
+                    <wp:effectExtent l="0" t="0" r="0" b="0"/>
+                    <wp:wrapSquare wrapText="bothSides"/>
+                    <wp:docPr id="217" name="Text Box 2"/>
+                    <wp:cNvGraphicFramePr>
+                      <a:graphicFrameLocks xmlns:a="http://schemas.openxmlformats.org/drawingml/2006/main"/>
+                    </wp:cNvGraphicFramePr>
+                    <a:graphic xmlns:a="http://schemas.openxmlformats.org/drawingml/2006/main">
+                      <a:graphicData uri="http://schemas.microsoft.com/office/word/2010/wordprocessingShape">
+                        <wps:wsp>
+                          <wps:cNvSpPr txBox="1">
+                            <a:spLocks noChangeArrowheads="1"/>
+                          </wps:cNvSpPr>
+                          <wps:spPr bwMode="auto">
+                            <a:xfrm>
+                              <a:off x="0" y="0"/>
+                              <a:ext cx="7112000" cy="2292985"/>
+                            </a:xfrm>
+                            <a:prstGeom prst="rect">
+                              <a:avLst/>
+                            </a:prstGeom>
+                            <a:solidFill>
+                              <a:srgbClr val="FFFFFF"/>
+                            </a:solidFill>
+                            <a:ln w="9525">
+                              <a:noFill/>
+                              <a:miter lim="800000"/>
+                              <a:headEnd/>
+                              <a:tailEnd/>
+                            </a:ln>
+                          </wps:spPr>
+                          <wps:txbx>
+                            <w:txbxContent>
+                              <w:p>
+                                <w:pPr>
+                                  <w:pStyle w:val="Default"/>
+                                </w:pPr>
+                              </w:p>
+                              <w:p>
+                                <w:pPr>
+                                  <w:pStyle w:val="Default"/>
+                                  <w:spacing w:line="360" w:lineRule="auto"/>
+                                  <w:ind w:left="2880"/>
+                                  <w:jc w:val="center"/>
+                                  <w:rPr>
+                                    <w:sz w:val="32"/>
+                                    <w:szCs w:val="32"/>
+                                  </w:rPr>
+                                </w:pPr>
+                                <w:r>
+                                  <w:rPr>
+                                    <w:bCs/>
+                                    <w:sz w:val="32"/>
+                                    <w:szCs w:val="32"/>
+                                  </w:rPr>
+                                  <w:t>ESOFT UNIVERSITY</w:t>
+                                </w:r>
+                              </w:p>
+                              <w:p>
+                                <w:pPr>
+                                  <w:pStyle w:val="Default"/>
+                                  <w:spacing w:line="360" w:lineRule="auto"/>
+                                  <w:ind w:left="2880"/>
+                                  <w:jc w:val="center"/>
+                                  <w:rPr>
+                                    <w:sz w:val="23"/>
+                                    <w:szCs w:val="23"/>
+                                  </w:rPr>
+                                </w:pPr>
+                                <w:r>
+                                  <w:rPr>
+                                    <w:bCs/>
+                                    <w:sz w:val="23"/>
+                                    <w:szCs w:val="23"/>
+                                  </w:rPr>
+                                  <w:t>BACHELOR OF INFORMATION TECHNOLOGY (HONOURS)</w:t>
+                                </w:r>
+                              </w:p>
+                              <w:p>
+                                <w:pPr>
+                                  <w:pStyle w:val="Default"/>
+                                  <w:spacing w:line="360" w:lineRule="auto"/>
+                                  <w:ind w:left="2880"/>
+                                  <w:jc w:val="center"/>
+                                  <w:rPr>
+                                    <w:sz w:val="28"/>
+                                    <w:szCs w:val="28"/>
+                                  </w:rPr>
+                                </w:pPr>
+                                <w:r>
+                                  <w:rPr>
+                                    <w:bCs/>
+                                    <w:sz w:val="28"/>
+                                    <w:szCs w:val="28"/>
+                                  </w:rPr>
+                                  <w:t>CONTINUOUS ASSESSMENT – 2026</w:t>
+                                </w:r>
+                              </w:p>
+                              <w:p>
+                                <w:pPr>
+                                  <w:spacing w:line="360" w:lineRule="auto"/>
+                                  <w:ind w:left="2880"/>
+                                  <w:jc w:val="center"/>
+                                  <w:rPr>
+                                    <w:bCs/>
+                                    <w:sz w:val="26"/>
+                                    <w:szCs w:val="26"/>
+                                  </w:rPr>
+                                </w:pPr>
+                                <w:r>
+                                  <w:rPr>
+                                    <w:bCs/>
+                                    <w:sz w:val="26"/>
+                                    <w:szCs w:val="26"/>
+                                  </w:rPr>
+                                  <w:t>CCU1304 – FUNDAMENTALS OF PROGRAMMING</w:t>
+                                </w:r>
+                              </w:p>
+                              <w:p>
+                                <w:pPr>
+                                  <w:spacing w:line="276" w:lineRule="auto"/>
+                                  <w:ind w:left="2880"/>
+                                  <w:jc w:val="center"/>
+                                  <w:rPr>
+                                    <w:bCs/>
+                                    <w:sz w:val="26"/>
+                                    <w:szCs w:val="26"/>
+                                  </w:rPr>
+                                </w:pPr>
+                                <w:r>
+                                  <w:rPr>
+                                    <w:bCs/>
+                                    <w:sz w:val="26"/>
+                                    <w:szCs w:val="26"/>
+                                  </w:rPr>
+                                  <w:t>Name: M.W.O.C.Wickramasinghe.</w:t>
+                                </w:r>
+                              </w:p>
+                              <w:p>
+                                <w:pPr>
+                                  <w:spacing w:line="276" w:lineRule="auto"/>
+                                  <w:ind w:left="1440"/>
+                                  <w:jc w:val="center"/>
+                                  <w:rPr>
+                                    <w:bCs/>
+                                    <w:sz w:val="26"/>
+                                    <w:szCs w:val="26"/>
+                                  </w:rPr>
+                                </w:pPr>
+                                <w:r>
+                                  <w:rPr>
+                                    <w:bCs/>
+                                    <w:sz w:val="26"/>
+                                    <w:szCs w:val="26"/>
+                                  </w:rPr>
+                                  <w:t xml:space="preserve">       </w:t>
+                                </w:r>
+                                <w:r>
+                                  <w:rPr>
+                                    <w:bCs/>
+                                    <w:sz w:val="26"/>
+                                    <w:szCs w:val="26"/>
+                                  </w:rPr>
+                                  <w:t>Index Number: E310875</w:t>
+                                </w:r>
+                              </w:p>
+                              <w:p>
+                                <w:pPr>
+                                  <w:spacing w:line="480" w:lineRule="auto"/>
+                                </w:pPr>
+                              </w:p>
+                            </w:txbxContent>
+                          </wps:txbx>
+                          <wps:bodyPr rot="0" vert="horz" wrap="square" lIns="91440" tIns="45720" rIns="91440" bIns="45720" anchor="t" anchorCtr="0">
+                            <a:noAutofit/>
+                          </wps:bodyPr>
+                        </wps:wsp>
+                      </a:graphicData>
+                    </a:graphic>
+                    <wp14:sizeRelH relativeFrom="margin">
+                      <wp14:pctWidth>0</wp14:pctWidth>
+                    </wp14:sizeRelH>
+                    <wp14:sizeRelV relativeFrom="margin">
+                      <wp14:pctHeight>0</wp14:pctHeight>
+                    </wp14:sizeRelV>
+                  </wp:anchor>
+                </w:drawing>
+              </mc:Choice>
+              <mc:Fallback>
+                <w:pict>
+                  <v:shape w14:anchorId="70F923CD" id="_x0000_s1028" type="#_x0000_t202" style="position:absolute;margin-left:508.8pt;margin-top:515.55pt;width:560pt;height:180.55pt;z-index:251662336;visibility:visible;mso-wrap-style:square;mso-width-percent:0;mso-height-percent:0;mso-wrap-distance-left:9pt;mso-wrap-distance-top:3.6pt;mso-wrap-distance-right:9pt;mso-wrap-distance-bottom:3.6pt;mso-position-horizontal:right;mso-position-horizontal-relative:page;mso-position-vertical:absolute;mso-position-vertical-relative:text;mso-width-percent:0;mso-height-percent:0;mso-width-relative:margin;mso-height-relative:margin;v-text-anchor:top" o:gfxdata="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" stroked="f">
+                    <v:textbox>
+                      <w:txbxContent>
+                        <w:p>
+                          <w:pPr>
+                            <w:pStyle w:val="Default"/>
+                          </w:pPr>
+                        </w:p>
+                        <w:p>
+                          <w:pPr>
+                            <w:pStyle w:val="Default"/>
+                            <w:spacing w:line="360" w:lineRule="auto"/>
+                            <w:ind w:left="2880"/>
+                            <w:jc w:val="center"/>
+                            <w:rPr>
+                              <w:sz w:val="32"/>
+                              <w:szCs w:val="32"/>
+                            </w:rPr>
+                          </w:pPr>
+                          <w:r>
+                            <w:rPr>
+                              <w:bCs/>
+                              <w:sz w:val="32"/>
+                              <w:szCs w:val="32"/>
+                            </w:rPr>
+                            <w:t>ESOFT UNIVERSITY</w:t>
+                          </w:r>
+                        </w:p>
+                        <w:p>
+                          <w:pPr>
+                            <w:pStyle w:val="Default"/>
+                            <w:spacing w:line="360" w:lineRule="auto"/>
+                            <w:ind w:left="2880"/>
+                            <w:jc w:val="center"/>
+                            <w:rPr>
+                              <w:sz w:val="23"/>
+                              <w:szCs w:val="23"/>
+                            </w:rPr>
+                          </w:pPr>
+                          <w:r>
+                            <w:rPr>
+                              <w:bCs/>
+                              <w:sz w:val="23"/>
+                              <w:szCs w:val="23"/>
+                            </w:rPr>
+                            <w:t>BACHELOR OF INFORMATION TECHNOLOGY (HONOURS)</w:t>
+                          </w:r>
+                        </w:p>
+                        <w:p>
+                          <w:pPr>
+                            <w:pStyle w:val="Default"/>
+                            <w:spacing w:line="360" w:lineRule="auto"/>
+                            <w:ind w:left="2880"/>
+                            <w:jc w:val="center"/>
+                            <w:rPr>
+                              <w:sz w:val="28"/>
+                              <w:szCs w:val="28"/>
+                            </w:rPr>
+                          </w:pPr>
+                          <w:r>
+                            <w:rPr>
+                              <w:bCs/>
+                              <w:sz w:val="28"/>
+                              <w:szCs w:val="28"/>
+                            </w:rPr>
+                            <w:t>CONTINUOUS ASSESSMENT – 2026</w:t>
+                          </w:r>
+                        </w:p>
+                        <w:p>
+                          <w:pPr>
+                            <w:spacing w:line="360" w:lineRule="auto"/>
+                            <w:ind w:left="2880"/>
+                            <w:jc w:val="center"/>
+                            <w:rPr>
+                              <w:bCs/>
+                              <w:sz w:val="26"/>
+                              <w:szCs w:val="26"/>
+                            </w:rPr>
+                          </w:pPr>
+                          <w:r>
+                            <w:rPr>
+                              <w:bCs/>
+                              <w:sz w:val="26"/>
+                              <w:szCs w:val="26"/>
+                            </w:rPr>
+                            <w:t>CCU1304 – FUNDAMENTALS OF PROGRAMMING</w:t>
+                          </w:r>
+                        </w:p>
+                        <w:p>
+                          <w:pPr>
+                            <w:spacing w:line="276" w:lineRule="auto"/>
+                            <w:ind w:left="2880"/>
+                            <w:jc w:val="center"/>
+                            <w:rPr>
+                              <w:bCs/>
+                              <w:sz w:val="26"/>
+                              <w:szCs w:val="26"/>
+                            </w:rPr>
+                          </w:pPr>
+                          <w:r>
+                            <w:rPr>
+                              <w:bCs/>
+                              <w:sz w:val="26"/>
+                              <w:szCs w:val="26"/>
+                            </w:rPr>
+                            <w:t>Name: M.W.O.C.Wickramasinghe.</w:t>
+                          </w:r>
+                        </w:p>
+                        <w:p>
+                          <w:pPr>
+                            <w:spacing w:line="276" w:lineRule="auto"/>
+                            <w:ind w:left="1440"/>
+                            <w:jc w:val="center"/>
+                            <w:rPr>
+                              <w:bCs/>
+                              <w:sz w:val="26"/>
+                              <w:szCs w:val="26"/>
+                            </w:rPr>
+                          </w:pPr>
+                          <w:r>
+                            <w:rPr>
+                              <w:bCs/>
+                              <w:sz w:val="26"/>
+                              <w:szCs w:val="26"/>
+                            </w:rPr>
+                            <w:t xml:space="preserve">       </w:t>
+                          </w:r>
+                          <w:r>
+                            <w:rPr>
+                              <w:bCs/>
+                              <w:sz w:val="26"/>
+                              <w:szCs w:val="26"/>
+                            </w:rPr>
+                            <w:t>Index Number: E310875</w:t>
+                          </w:r>
+                        </w:p>
+                        <w:p>
+                          <w:pPr>
+                            <w:spacing w:line="480" w:lineRule="auto"/>
+                          </w:pPr>
+                        </w:p>
+                      </w:txbxContent>
+                    </v:textbox>
+                    <w10:wrap type="square" anchorx="page"/>
+                  </v:shape>
+                </w:pict>
+              </mc:Fallback>
+            </mc:AlternateContent>
+          </w:r>
+          <w:r>
+            <w:rPr>
+              <w:rFonts w:ascii="Times New Roman" w:hAnsi="Times New Roman" w:cs="Times New Roman"/>
+              <w:b/>
+              <w:sz w:val="24"/>
+              <w:szCs w:val="24"/>
+            </w:rPr>
+            <w:br w:type="page"/>
+          </w:r>
+        </w:p>
+        <w:sdt>
+          <w:sdtPr>
+            <w:rPr>
+              <w:rFonts w:ascii="Times New Roman" w:eastAsiaTheme="minorHAnsi" w:hAnsi="Times New Roman" w:cs="Times New Roman"/>
+              <w:color w:val="auto"/>
+              <w:sz w:val="24"/>
+              <w:szCs w:val="24"/>
+            </w:rPr>
+            <w:id w:val="1516422013"/>
+            <w:docPartObj>
+              <w:docPartGallery w:val="Table of Contents"/>
+              <w:docPartUnique/>
+            </w:docPartObj>
+          </w:sdtPr>
+          <w:sdtEndPr>
+            <w:rPr>
+              <w:b/>
+              <w:bCs/>
+              <w:noProof/>
+            </w:rPr>
+          </w:sdtEndPr>
+          <w:sdtContent>
+            <w:p>
+              <w:pPr>
+                <w:pStyle w:val="TOCHeading"/>
+                <w:rPr>
+                  <w:rFonts w:ascii="Times New Roman" w:hAnsi="Times New Roman" w:cs="Times New Roman"/>
+                  <w:sz w:val="24"/>
+                  <w:szCs w:val="24"/>
+                </w:rPr>
+              </w:pPr>
+              <w:r>
+                <w:rPr>
+                  <w:rFonts w:ascii="Times New Roman" w:hAnsi="Times New Roman" w:cs="Times New Roman"/>
+                  <w:sz w:val="24"/>
+                  <w:szCs w:val="24"/>
+                </w:rPr>
+                <w:t>Table of Contents</w:t>
+              </w:r>
+            </w:p>
+            <w:p>
+              <w:pPr>
+                <w:pStyle w:val="TOC1"/>
+                <w:tabs>
+                  <w:tab w:val="right" w:leader="dot" w:pos="10790"/>
+                </w:tabs>
+                <w:rPr>
+                  <w:rFonts w:eastAsiaTheme="minorEastAsia"/>
+                  <w:noProof/>
+                </w:rPr>
+              </w:pPr>
+              <w:r>
+                <w:rPr>
+                  <w:rFonts w:ascii="Times New Roman" w:hAnsi="Times New Roman" w:cs="Times New Roman"/>
+                  <w:sz w:val="24"/>
+                  <w:szCs w:val="24"/>
+                </w:rPr>
+                <w:fldChar w:fldCharType="begin"/>
+              </w:r>
+              <w:r>
+                <w:rPr>
+                  <w:rFonts w:ascii="Times New Roman" w:hAnsi="Times New Roman" w:cs="Times New Roman"/>
+                  <w:sz w:val="24"/>
+                  <w:szCs w:val="24"/>
+                </w:rPr>
+                <w:instrText xml:space="preserve"> TOC \o "1-3" \h \z \u </w:instrText>
+              </w:r>
+              <w:r>
+                <w:rPr>
+                  <w:rFonts w:ascii="Times New Roman" w:hAnsi="Times New Roman" w:cs="Times New Roman"/>
+                  <w:sz w:val="24"/>
+                  <w:szCs w:val="24"/>
+                </w:rPr>
+                <w:fldChar w:fldCharType="separate"/>
+              </w:r>
+              <w:hyperlink w:anchor="_Toc236231185" w:history="1">
+                <w:r>
+                  <w:rPr>
+                    <w:rStyle w:val="Hyperlink"/>
+                    <w:noProof/>
+                  </w:rPr>
+                  <w:t>1. Problem Analysis.</w:t>
+                </w:r>
+                <w:r>
+                  <w:rPr>
+                    <w:noProof/>
+                    <w:webHidden/>
+                  </w:rPr>
+                  <w:tab/>
+                </w:r>
+                <w:r>
+                  <w:rPr>
+                    <w:noProof/>
+                    <w:webHidden/>
+                  </w:rPr>
+                  <w:fldChar w:fldCharType="begin"/>
+                </w:r>
+                <w:r>
+                  <w:rPr>
+                    <w:noProof/>
+                    <w:webHidden/>
+                  </w:rPr>
+                  <w:instrText xml:space="preserve"> PAGEREF _Toc236231185 \h </w:instrText>
+                </w:r>
+                <w:r>
+                  <w:rPr>
+                    <w:noProof/>
+                    <w:webHidden/>
+                  </w:rPr>
+                </w:r>
+                <w:r>
+                  <w:rPr>
+                    <w:noProof/>
+                    <w:webHidden/>
+                  </w:rPr>
+                  <w:fldChar w:fldCharType="separate"/>
+                </w:r>
+                <w:r>
+                  <w:rPr>
+                    <w:noProof/>
+                    <w:webHidden/>
+                  </w:rPr>
+                  <w:t>3</w:t>
+                </w:r>
+                <w:r>
+                  <w:rPr>
+                    <w:noProof/>
+                    <w:webHidden/>
+                  </w:rPr>
+                  <w:fldChar w:fldCharType="end"/>
+                </w:r>
+              </w:hyperlink>
+            </w:p>
+            <w:p>
+              <w:pPr>
+                <w:pStyle w:val="TOC2"/>
+                <w:tabs>
+                  <w:tab w:val="right" w:leader="dot" w:pos="10790"/>
+                </w:tabs>
+                <w:rPr>
+                  <w:rFonts w:eastAsiaTheme="minorEastAsia"/>
+                  <w:noProof/>
+                </w:rPr>
+              </w:pPr>
+              <w:hyperlink w:anchor="_Toc236231186" w:history="1">
+                <w:r>
+                  <w:rPr>
+                    <w:rStyle w:val="Hyperlink"/>
+                    <w:noProof/>
+                  </w:rPr>
+                  <w:t>1.1 Introduction.</w:t>
+                </w:r>
+                <w:r>
+                  <w:rPr>
+                    <w:noProof/>
+                    <w:webHidden/>
+                  </w:rPr>
+                  <w:tab/>
+                </w:r>
+                <w:r>
+                  <w:rPr>
+                    <w:noProof/>
+                    <w:webHidden/>
+                  </w:rPr>
+                  <w:fldChar w:fldCharType="begin"/>
+                </w:r>
+                <w:r>
+                  <w:rPr>
+                    <w:noProof/>
+                    <w:webHidden/>
+                  </w:rPr>
+                  <w:instrText xml:space="preserve"> PAGEREF _Toc236231186 \h </w:instrText>
+                </w:r>
+                <w:r>
+                  <w:rPr>
+                    <w:noProof/>
+                    <w:webHidden/>
+                  </w:rPr>
+                </w:r>
+                <w:r>
+                  <w:rPr>
+                    <w:noProof/>
+                    <w:webHidden/>
+                  </w:rPr>
+                  <w:fldChar w:fldCharType="separate"/>
+                </w:r>
+                <w:r>
+                  <w:rPr>
+                    <w:noProof/>
+                    <w:webHidden/>
+                  </w:rPr>
+                  <w:t>3</w:t>
+                </w:r>
+                <w:r>
+                  <w:rPr>
+                    <w:noProof/>
+                    <w:webHidden/>
+                  </w:rPr>
+                  <w:fldChar w:fldCharType="end"/>
+                </w:r>
+              </w:hyperlink>
+            </w:p>
+            <w:p>
+              <w:pPr>
+                <w:pStyle w:val="TOC2"/>
+                <w:tabs>
+                  <w:tab w:val="right" w:leader="dot" w:pos="10790"/>
+                </w:tabs>
+                <w:rPr>
+                  <w:rFonts w:eastAsiaTheme="minorEastAsia"/>
+                  <w:noProof/>
+                </w:rPr>
+              </w:pPr>
+              <w:hyperlink w:anchor="_Toc236231187" w:history="1">
+                <w:r>
+                  <w:rPr>
+                    <w:rStyle w:val="Hyperlink"/>
+                    <w:noProof/>
+                  </w:rPr>
+                  <w:t>1.2 Inputs</w:t>
+                </w:r>
+                <w:r>
+                  <w:rPr>
+                    <w:noProof/>
+                    <w:webHidden/>
+                  </w:rPr>
+                  <w:tab/>
+                </w:r>
+                <w:r>
+                  <w:rPr>
+                    <w:noProof/>
+                    <w:webHidden/>
+                  </w:rPr>
+                  <w:fldChar w:fldCharType="begin"/>
+                </w:r>
+                <w:r>
+                  <w:rPr>
+                    <w:noProof/>
+                    <w:webHidden/>
+                  </w:rPr>
+                  <w:instrText xml:space="preserve"> PAGEREF _Toc236231187 \h </w:instrText>
+                </w:r>
+                <w:r>
+                  <w:rPr>
+                    <w:noProof/>
+                    <w:webHidden/>
+                  </w:rPr>
+                </w:r>
+                <w:r>
+                  <w:rPr>
+                    <w:noProof/>
+                    <w:webHidden/>
+                  </w:rPr>
+                  <w:fldChar w:fldCharType="separate"/>
+                </w:r>
+                <w:r>
+                  <w:rPr>
+                    <w:noProof/>
+                    <w:webHidden/>
+                  </w:rPr>
+                  <w:t>3</w:t>
+                </w:r>
+                <w:r>
+                  <w:rPr>
+                    <w:noProof/>
+                    <w:webHidden/>
+                  </w:rPr>
+                  <w:fldChar w:fldCharType="end"/>
+                </w:r>
+              </w:hyperlink>
+            </w:p>
+            <w:p>
+              <w:pPr>
+                <w:pStyle w:val="TOC2"/>
+                <w:tabs>
+                  <w:tab w:val="right" w:leader="dot" w:pos="10790"/>
+                </w:tabs>
+                <w:rPr>
+                  <w:rFonts w:eastAsiaTheme="minorEastAsia"/>
+                  <w:noProof/>
+                </w:rPr>
+              </w:pPr>
+              <w:hyperlink w:anchor="_Toc236231188" w:history="1">
+                <w:r>
+                  <w:rPr>
+                    <w:rStyle w:val="Hyperlink"/>
+                    <w:noProof/>
+                  </w:rPr>
+                  <w:t>1.3 Processing</w:t>
+                </w:r>
+                <w:r>
+                  <w:rPr>
+                    <w:noProof/>
+                    <w:webHidden/>
+                  </w:rPr>
+                  <w:tab/>
+                </w:r>
+                <w:r>
+                  <w:rPr>
+                    <w:noProof/>
+                    <w:webHidden/>
+                  </w:rPr>
+                  <w:fldChar w:fldCharType="begin"/>
+                </w:r>
+                <w:r>
+                  <w:rPr>
+                    <w:noProof/>
+                    <w:webHidden/>
+                  </w:rPr>
+                  <w:instrText xml:space="preserve"> PAGEREF _Toc236231188 \h </w:instrText>
+                </w:r>
+                <w:r>
+                  <w:rPr>
+                    <w:noProof/>
+                    <w:webHidden/>
+                  </w:rPr>
+                </w:r>
+                <w:r>
+                  <w:rPr>
+                    <w:noProof/>
+                    <w:webHidden/>
+                  </w:rPr>
+                  <w:fldChar w:fldCharType="separate"/>
+                </w:r>
+                <w:r>
+                  <w:rPr>
+                    <w:noProof/>
+                    <w:webHidden/>
+                  </w:rPr>
+                  <w:t>3</w:t>
+                </w:r>
+                <w:r>
+                  <w:rPr>
+                    <w:noProof/>
+                    <w:webHidden/>
+                  </w:rPr>
+                  <w:fldChar w:fldCharType="end"/>
+                </w:r>
+              </w:hyperlink>
+            </w:p>
+            <w:p>
+              <w:pPr>
+                <w:pStyle w:val="TOC2"/>
+                <w:tabs>
+                  <w:tab w:val="right" w:leader="dot" w:pos="10790"/>
+                </w:tabs>
+                <w:rPr>
+                  <w:rFonts w:eastAsiaTheme="minorEastAsia"/>
+                  <w:noProof/>
+                </w:rPr>
+              </w:pPr>
+              <w:hyperlink w:anchor="_Toc236231189" w:history="1">
+                <w:r>
+                  <w:rPr>
+                    <w:rStyle w:val="Hyperlink"/>
+                    <w:noProof/>
+                  </w:rPr>
+                  <w:t>1.4 Outputs</w:t>
+                </w:r>
+                <w:r>
+                  <w:rPr>
+                    <w:noProof/>
+                    <w:webHidden/>
+                  </w:rPr>
+                  <w:tab/>
+                </w:r>
+                <w:r>
+                  <w:rPr>
+                    <w:noProof/>
+                    <w:webHidden/>
+                  </w:rPr>
+                  <w:fldChar w:fldCharType="begin"/>
+                </w:r>
+                <w:r>
+                  <w:rPr>
+                    <w:noProof/>
+                    <w:webHidden/>
+                  </w:rPr>
+                  <w:instrText xml:space="preserve"> PAGEREF _Toc236231189 \h </w:instrText>
+                </w:r>
+                <w:r>
+                  <w:rPr>
+                    <w:noProof/>
+                    <w:webHidden/>
+                  </w:rPr>
+                </w:r>
+                <w:r>
+                  <w:rPr>
+                    <w:noProof/>
+                    <w:webHidden/>
+                  </w:rPr>
+                  <w:fldChar w:fldCharType="separate"/>
+                </w:r>
+                <w:r>
+                  <w:rPr>
+                    <w:noProof/>
+                    <w:webHidden/>
+                  </w:rPr>
+                  <w:t>4</w:t>
+                </w:r>
+                <w:r>
+                  <w:rPr>
+                    <w:noProof/>
+                    <w:webHidden/>
+                  </w:rPr>
+                  <w:fldChar w:fldCharType="end"/>
+                </w:r>
+              </w:hyperlink>
+            </w:p>
+            <w:p>
+              <w:pPr>
+                <w:pStyle w:val="TOC2"/>
+                <w:tabs>
+                  <w:tab w:val="right" w:leader="dot" w:pos="10790"/>
+                </w:tabs>
+                <w:rPr>
+                  <w:rFonts w:eastAsiaTheme="minorEastAsia"/>
+                  <w:noProof/>
+                </w:rPr>
+              </w:pPr>
+              <w:hyperlink w:anchor="_Toc236231190" w:history="1">
+                <w:r>
+                  <w:rPr>
+                    <w:rStyle w:val="Hyperlink"/>
+                    <w:noProof/>
+                  </w:rPr>
+                  <w:t>1.5 Assumptions</w:t>
+                </w:r>
+                <w:r>
+                  <w:rPr>
+                    <w:noProof/>
+                    <w:webHidden/>
+                  </w:rPr>
+                  <w:tab/>
+                </w:r>
+                <w:r>
+                  <w:rPr>
+                    <w:noProof/>
+                    <w:webHidden/>
+                  </w:rPr>
+                  <w:fldChar w:fldCharType="begin"/>
+                </w:r>
+                <w:r>
+                  <w:rPr>
+                    <w:noProof/>
+                    <w:webHidden/>
+                  </w:rPr>
+                  <w:instrText xml:space="preserve"> PAGEREF _Toc236231190 \h </w:instrText>
+                </w:r>
+                <w:r>
+                  <w:rPr>
+                    <w:noProof/>
+                    <w:webHidden/>
+                  </w:rPr>
+                </w:r>
+                <w:r>
+                  <w:rPr>
+                    <w:noProof/>
+                    <w:webHidden/>
+                  </w:rPr>
+                  <w:fldChar w:fldCharType="separate"/>
+                </w:r>
+                <w:r>
+                  <w:rPr>
+                    <w:noProof/>
+                    <w:webHidden/>
+                  </w:rPr>
+                  <w:t>4</w:t>
+                </w:r>
+                <w:r>
+                  <w:rPr>
+                    <w:noProof/>
+                    <w:webHidden/>
+                  </w:rPr>
+                  <w:fldChar w:fldCharType="end"/>
+                </w:r>
+              </w:hyperlink>
+            </w:p>
+            <w:p>
+              <w:pPr>
+                <w:pStyle w:val="TOC2"/>
+                <w:tabs>
+                  <w:tab w:val="right" w:leader="dot" w:pos="10790"/>
+                </w:tabs>
+                <w:rPr>
+                  <w:rFonts w:eastAsiaTheme="minorEastAsia"/>
+                  <w:noProof/>
+                </w:rPr>
+              </w:pPr>
+              <w:hyperlink w:anchor="_Toc236231191" w:history="1">
+                <w:r>
+                  <w:rPr>
+                    <w:rStyle w:val="Hyperlink"/>
+                    <w:noProof/>
+                  </w:rPr>
+                  <w:t>1.6 CONSTRAINS</w:t>
+                </w:r>
+                <w:r>
+                  <w:rPr>
+                    <w:noProof/>
+                    <w:webHidden/>
+                  </w:rPr>
+                  <w:tab/>
+                </w:r>
+                <w:r>
+                  <w:rPr>
+                    <w:noProof/>
+                    <w:webHidden/>
+                  </w:rPr>
+                  <w:fldChar w:fldCharType="begin"/>
+                </w:r>
+                <w:r>
+                  <w:rPr>
+                    <w:noProof/>
+                    <w:webHidden/>
+                  </w:rPr>
+                  <w:instrText xml:space="preserve"> PAGEREF _Toc236231191 \h </w:instrText>
+                </w:r>
+                <w:r>
+                  <w:rPr>
+                    <w:noProof/>
+                    <w:webHidden/>
+                  </w:rPr>
+                </w:r>
+                <w:r>
+                  <w:rPr>
+                    <w:noProof/>
+                    <w:webHidden/>
+                  </w:rPr>
+                  <w:fldChar w:fldCharType="separate"/>
+                </w:r>
+                <w:r>
+                  <w:rPr>
+                    <w:noProof/>
+                    <w:webHidden/>
+                  </w:rPr>
+                  <w:t>4</w:t>
+                </w:r>
+                <w:r>
+                  <w:rPr>
+                    <w:noProof/>
+                    <w:webHidden/>
+                  </w:rPr>
+                  <w:fldChar w:fldCharType="end"/>
+                </w:r>
+              </w:hyperlink>
+            </w:p>
+            <w:p>
+              <w:pPr>
+                <w:pStyle w:val="TOC1"/>
+                <w:tabs>
+                  <w:tab w:val="right" w:leader="dot" w:pos="10790"/>
+                </w:tabs>
+                <w:rPr>
+                  <w:rFonts w:eastAsiaTheme="minorEastAsia"/>
+                  <w:noProof/>
+                </w:rPr>
+              </w:pPr>
+              <w:hyperlink w:anchor="_Toc236231192" w:history="1">
+                <w:r>
+                  <w:rPr>
+                    <w:rStyle w:val="Hyperlink"/>
+                    <w:noProof/>
+                  </w:rPr>
+                  <w:t>2. Algorithm Design.</w:t>
+                </w:r>
+                <w:r>
+                  <w:rPr>
+                    <w:noProof/>
+                    <w:webHidden/>
+                  </w:rPr>
+                  <w:tab/>
+                </w:r>
+                <w:r>
+                  <w:rPr>
+                    <w:noProof/>
+                    <w:webHidden/>
+                  </w:rPr>
+                  <w:fldChar w:fldCharType="begin"/>
+                </w:r>
+                <w:r>
+                  <w:rPr>
+                    <w:noProof/>
+                    <w:webHidden/>
+                  </w:rPr>
+                  <w:instrText xml:space="preserve"> PAGEREF _Toc236231192 \h </w:instrText>
+                </w:r>
+                <w:r>
+                  <w:rPr>
+                    <w:noProof/>
+                    <w:webHidden/>
+                  </w:rPr>
+                </w:r>
+                <w:r>
+                  <w:rPr>
+                    <w:noProof/>
+                    <w:webHidden/>
+                  </w:rPr>
+                  <w:fldChar w:fldCharType="separate"/>
+                </w:r>
+                <w:r>
+                  <w:rPr>
+                    <w:noProof/>
+                    <w:webHidden/>
+                  </w:rPr>
+                  <w:t>4</w:t>
+                </w:r>
+                <w:r>
+                  <w:rPr>
+                    <w:noProof/>
+                    <w:webHidden/>
+                  </w:rPr>
+                  <w:fldChar w:fldCharType="end"/>
+                </w:r>
+              </w:hyperlink>
+            </w:p>
+            <w:p>
+              <w:pPr>
+                <w:pStyle w:val="TOC2"/>
+                <w:tabs>
+                  <w:tab w:val="right" w:leader="dot" w:pos="10790"/>
+                </w:tabs>
+                <w:rPr>
+                  <w:rFonts w:eastAsiaTheme="minorEastAsia"/>
+                  <w:noProof/>
+                </w:rPr>
+              </w:pPr>
+              <w:hyperlink w:anchor="_Toc236231193" w:history="1">
+                <w:r>
+                  <w:rPr>
+                    <w:rStyle w:val="Hyperlink"/>
+                    <w:noProof/>
+                  </w:rPr>
+                  <w:t>2.1 Algorithm.</w:t>
+                </w:r>
+                <w:r>
+                  <w:rPr>
+                    <w:noProof/>
+                    <w:webHidden/>
+                  </w:rPr>
+                  <w:tab/>
+                </w:r>
+                <w:r>
+                  <w:rPr>
+                    <w:noProof/>
+                    <w:webHidden/>
+                  </w:rPr>
+                  <w:fldChar w:fldCharType="begin"/>
+                </w:r>
+                <w:r>
+                  <w:rPr>
+                    <w:noProof/>
+                    <w:webHidden/>
+                  </w:rPr>
+                  <w:instrText xml:space="preserve"> PAGEREF _Toc236231193 \h </w:instrText>
+                </w:r>
+                <w:r>
+                  <w:rPr>
+                    <w:noProof/>
+                    <w:webHidden/>
+                  </w:rPr>
+                </w:r>
+                <w:r>
+                  <w:rPr>
+                    <w:noProof/>
+                    <w:webHidden/>
+                  </w:rPr>
+                  <w:fldChar w:fldCharType="separate"/>
+                </w:r>
+                <w:r>
+                  <w:rPr>
+                    <w:noProof/>
+                    <w:webHidden/>
+                  </w:rPr>
+                  <w:t>4</w:t>
+                </w:r>
+                <w:r>
+                  <w:rPr>
+                    <w:noProof/>
+                    <w:webHidden/>
+                  </w:rPr>
+                  <w:fldChar w:fldCharType="end"/>
+                </w:r>
+              </w:hyperlink>
+            </w:p>
+            <w:p>
+              <w:pPr>
+                <w:pStyle w:val="TOC2"/>
+                <w:tabs>
+                  <w:tab w:val="right" w:leader="dot" w:pos="10790"/>
+                </w:tabs>
+                <w:rPr>
+                  <w:rFonts w:eastAsiaTheme="minorEastAsia"/>
+                  <w:noProof/>
+                </w:rPr>
+              </w:pPr>
+              <w:hyperlink w:anchor="_Toc236231194" w:history="1">
+                <w:r>
+                  <w:rPr>
+                    <w:rStyle w:val="Hyperlink"/>
+                    <w:noProof/>
+                  </w:rPr>
+                  <w:t>2.2 Psuedocode</w:t>
+                </w:r>
+                <w:r>
+                  <w:rPr>
+                    <w:noProof/>
+                    <w:webHidden/>
+                  </w:rPr>
+                  <w:tab/>
+                </w:r>
+                <w:r>
+                  <w:rPr>
+                    <w:noProof/>
+                    <w:webHidden/>
+                  </w:rPr>
+                  <w:fldChar w:fldCharType="begin"/>
+                </w:r>
+                <w:r>
+                  <w:rPr>
+                    <w:noProof/>
+                    <w:webHidden/>
+                  </w:rPr>
+                  <w:instrText xml:space="preserve"> PAGEREF _Toc236231194 \h </w:instrText>
+                </w:r>
+                <w:r>
+                  <w:rPr>
+                    <w:noProof/>
+                    <w:webHidden/>
+                  </w:rPr>
+                </w:r>
+                <w:r>
+                  <w:rPr>
+                    <w:noProof/>
+                    <w:webHidden/>
+                  </w:rPr>
+                  <w:fldChar w:fldCharType="separate"/>
+                </w:r>
+                <w:r>
+                  <w:rPr>
+                    <w:noProof/>
+                    <w:webHidden/>
+                  </w:rPr>
+                  <w:t>5</w:t>
+                </w:r>
+                <w:r>
+                  <w:rPr>
+                    <w:noProof/>
+                    <w:webHidden/>
+                  </w:rPr>
+                  <w:fldChar w:fldCharType="end"/>
+                </w:r>
+              </w:hyperlink>
+            </w:p>
+            <w:p>
+              <w:pPr>
+                <w:rPr>
+                  <w:rFonts w:ascii="Times New Roman" w:hAnsi="Times New Roman" w:cs="Times New Roman"/>
+                  <w:sz w:val="24"/>
+                  <w:szCs w:val="24"/>
+                </w:rPr>
+              </w:pPr>
+              <w:r>
+                <w:rPr>
+                  <w:rFonts w:ascii="Times New Roman" w:hAnsi="Times New Roman" w:cs="Times New Roman"/>
+                  <w:b/>
+                  <w:bCs/>
+                  <w:noProof/>
+                  <w:sz w:val="24"/>
+                  <w:szCs w:val="24"/>
+                </w:rPr>
+                <w:fldChar w:fldCharType="end"/>
+              </w:r>
+            </w:p>
+          </w:sdtContent>
+        </w:sdt>
+        <w:p>
+          <w:pPr>
+            <w:rPr>
+              <w:rFonts w:ascii="Times New Roman" w:hAnsi="Times New Roman" w:cs="Times New Roman"/>
+              <w:b/>
+              <w:sz w:val="24"/>
+              <w:szCs w:val="24"/>
+            </w:rPr>
+          </w:pPr>
+        </w:p>
+        <w:p>
+          <w:pPr>
+            <w:rPr>
+              <w:rFonts w:ascii="Times New Roman" w:hAnsi="Times New Roman" w:cs="Times New Roman"/>
+              <w:b/>
+              <w:sz w:val="24"/>
+              <w:szCs w:val="24"/>
+            </w:rPr>
+          </w:pPr>
+          <w:r>
+            <w:rPr>
+              <w:rFonts w:ascii="Times New Roman" w:hAnsi="Times New Roman" w:cs="Times New Roman"/>
+              <w:b/>
+              <w:sz w:val="24"/>
+              <w:szCs w:val="24"/>
+            </w:rPr>
+            <w:br w:type="page"/>
+          </w:r>
+          <w:r>
+            <w:rPr>
+              <w:rFonts w:ascii="Times New Roman" w:hAnsi="Times New Roman" w:cs="Times New Roman"/>
+              <w:b/>
+              <w:sz w:val="24"/>
+              <w:szCs w:val="24"/>
+            </w:rPr>
+            <w:lastRenderedPageBreak/>
+            <w:br w:type="page"/>
+          </w:r>
+        </w:p>
+        <w:p>
+          <w:pPr>
+            <w:pStyle w:val="Heading1"/>
+          </w:pPr>
+          <w:bookmarkStart w:id="0" w:name="_Toc236231185"/>
+          <w:r>
+            <w:rPr>
+              <w:rStyle w:val="Heading1Char"/>
+            </w:rPr>
+            <w:lastRenderedPageBreak/>
+            <w:t>1. Problem Analysis</w:t>
+          </w:r>
+          <w:r>
+            <w:t>.</w:t>
+          </w:r>
+          <w:bookmarkEnd w:id="0"/>
+        </w:p>
+        <w:p>
+          <w:pPr>
+            <w:pStyle w:val="Heading2"/>
+          </w:pPr>
+          <w:bookmarkStart w:id="1" w:name="_Toc236231186"/>
+          <w:r>
+            <w:t xml:space="preserve">1.1 </w:t>
+          </w:r>
+          <w:r>
+            <w:t>Introduction</w:t>
+          </w:r>
+          <w:r>
+            <w:t>.</w:t>
+          </w:r>
+        </w:p>
+      </w:sdtContent>
+    </w:sdt>
+    <w:bookmarkEnd w:id="1" w:displacedByCustomXml="prev"/>
     <w:p>
       <w:pPr>
         <w:pStyle w:val="ListParagraph"/>
         <w:ind w:left="360"/>
+        <w:rPr>
+          <w:rFonts w:ascii="Times New Roman" w:hAnsi="Times New Roman" w:cs="Times New Roman"/>
+          <w:b/>
+          <w:sz w:val="24"/>
+          <w:szCs w:val="24"/>
+        </w:rPr>
       </w:pPr>
       <w:r>
         <w:t>QuickBite is an online food delivery service that requires a console-based program to calculate the total cost of customer orders. The program should allow the user to enter customer and order details, calculate the food cost, determine the delivery charge, apply any eligible discounts, validate the entered data, and display a detailed bill.</w:t>
@@ -52,21 +2180,13 @@
     </w:p>
     <w:p>
       <w:pPr>
-        <w:pStyle w:val="ListParagraph"/>
-        <w:numPr>
-          <w:ilvl w:val="0"/>
-          <w:numId w:val="5"/>
-        </w:numPr>
-        <w:rPr>
-          <w:b/>
-        </w:rPr>
-      </w:pPr>
-      <w:r>
-        <w:rPr>
-          <w:b/>
-        </w:rPr>
-        <w:t>INPUTS</w:t>
-      </w:r>
+        <w:pStyle w:val="Heading2"/>
+      </w:pPr>
+      <w:bookmarkStart w:id="2" w:name="_Toc236231187"/>
+      <w:r>
+        <w:t>1.2 Inputs</w:t>
+      </w:r>
+      <w:bookmarkEnd w:id="2"/>
     </w:p>
     <w:p>
       <w:pPr>
@@ -79,6 +2199,12 @@
       <w:r>
         <w:t>from the user.</w:t>
       </w:r>
+    </w:p>
+    <w:p>
+      <w:pPr>
+        <w:pStyle w:val="ListParagraph"/>
+        <w:ind w:left="360"/>
+      </w:pPr>
     </w:p>
     <w:tbl>
       <w:tblPr>
@@ -88,76 +2214,64 @@
         <w:tblLook w:val="04A0" w:firstRow="1" w:lastRow="0" w:firstColumn="1" w:lastColumn="0" w:noHBand="0" w:noVBand="1"/>
       </w:tblPr>
       <w:tblGrid>
-        <w:gridCol w:w="2246"/>
-        <w:gridCol w:w="2244"/>
-        <w:gridCol w:w="2278"/>
+        <w:gridCol w:w="2933"/>
+        <w:gridCol w:w="2930"/>
+        <w:gridCol w:w="2975"/>
       </w:tblGrid>
       <w:tr>
+        <w:trPr>
+          <w:trHeight w:val="333"/>
+        </w:trPr>
         <w:tc>
           <w:tcPr>
-            <w:tcW w:w="2246" w:type="dxa"/>
+            <w:tcW w:w="2933" w:type="dxa"/>
           </w:tcPr>
           <w:p>
             <w:pPr>
               <w:pStyle w:val="ListParagraph"/>
               <w:ind w:left="0"/>
-              <w:rPr>
-                <w:i/>
-              </w:rPr>
             </w:pPr>
             <w:r>
-              <w:rPr>
-                <w:i/>
-              </w:rPr>
               <w:t>Input</w:t>
             </w:r>
           </w:p>
         </w:tc>
         <w:tc>
           <w:tcPr>
-            <w:tcW w:w="2244" w:type="dxa"/>
+            <w:tcW w:w="2930" w:type="dxa"/>
           </w:tcPr>
           <w:p>
             <w:pPr>
               <w:pStyle w:val="ListParagraph"/>
               <w:ind w:left="0"/>
-              <w:rPr>
-                <w:i/>
-              </w:rPr>
             </w:pPr>
             <w:r>
-              <w:rPr>
-                <w:i/>
-              </w:rPr>
               <w:t>Data Type</w:t>
             </w:r>
           </w:p>
         </w:tc>
         <w:tc>
           <w:tcPr>
-            <w:tcW w:w="2278" w:type="dxa"/>
+            <w:tcW w:w="2975" w:type="dxa"/>
           </w:tcPr>
           <w:p>
             <w:pPr>
               <w:pStyle w:val="ListParagraph"/>
               <w:ind w:left="0"/>
-              <w:rPr>
-                <w:i/>
-              </w:rPr>
             </w:pPr>
             <w:r>
-              <w:rPr>
-                <w:i/>
-              </w:rPr>
               <w:t>Description</w:t>
             </w:r>
           </w:p>
         </w:tc>
       </w:tr>
       <w:tr>
+        <w:trPr>
+          <w:trHeight w:val="333"/>
+        </w:trPr>
         <w:tc>
           <w:tcPr>
-            <w:tcW w:w="2246" w:type="dxa"/>
+            <w:tcW w:w="2933" w:type="dxa"/>
           </w:tcPr>
           <w:p>
             <w:pPr>
@@ -171,7 +2285,7 @@
         </w:tc>
         <w:tc>
           <w:tcPr>
-            <w:tcW w:w="2244" w:type="dxa"/>
+            <w:tcW w:w="2930" w:type="dxa"/>
           </w:tcPr>
           <w:p>
             <w:pPr>
@@ -185,7 +2299,7 @@
         </w:tc>
         <w:tc>
           <w:tcPr>
-            <w:tcW w:w="2278" w:type="dxa"/>
+            <w:tcW w:w="2975" w:type="dxa"/>
           </w:tcPr>
           <w:p>
             <w:pPr>
@@ -199,9 +2313,12 @@
         </w:tc>
       </w:tr>
       <w:tr>
+        <w:trPr>
+          <w:trHeight w:val="333"/>
+        </w:trPr>
         <w:tc>
           <w:tcPr>
-            <w:tcW w:w="2246" w:type="dxa"/>
+            <w:tcW w:w="2933" w:type="dxa"/>
           </w:tcPr>
           <w:p>
             <w:pPr>
@@ -215,7 +2332,7 @@
         </w:tc>
         <w:tc>
           <w:tcPr>
-            <w:tcW w:w="2244" w:type="dxa"/>
+            <w:tcW w:w="2930" w:type="dxa"/>
           </w:tcPr>
           <w:p>
             <w:pPr>
@@ -229,7 +2346,7 @@
         </w:tc>
         <w:tc>
           <w:tcPr>
-            <w:tcW w:w="2278" w:type="dxa"/>
+            <w:tcW w:w="2975" w:type="dxa"/>
           </w:tcPr>
           <w:p>
             <w:pPr>
@@ -243,9 +2360,12 @@
         </w:tc>
       </w:tr>
       <w:tr>
+        <w:trPr>
+          <w:trHeight w:val="347"/>
+        </w:trPr>
         <w:tc>
           <w:tcPr>
-            <w:tcW w:w="2246" w:type="dxa"/>
+            <w:tcW w:w="2933" w:type="dxa"/>
           </w:tcPr>
           <w:p>
             <w:pPr>
@@ -259,7 +2379,7 @@
         </w:tc>
         <w:tc>
           <w:tcPr>
-            <w:tcW w:w="2244" w:type="dxa"/>
+            <w:tcW w:w="2930" w:type="dxa"/>
           </w:tcPr>
           <w:p>
             <w:pPr>
@@ -273,7 +2393,7 @@
         </w:tc>
         <w:tc>
           <w:tcPr>
-            <w:tcW w:w="2278" w:type="dxa"/>
+            <w:tcW w:w="2975" w:type="dxa"/>
           </w:tcPr>
           <w:p>
             <w:pPr>
@@ -287,9 +2407,12 @@
         </w:tc>
       </w:tr>
       <w:tr>
+        <w:trPr>
+          <w:trHeight w:val="333"/>
+        </w:trPr>
         <w:tc>
           <w:tcPr>
-            <w:tcW w:w="2246" w:type="dxa"/>
+            <w:tcW w:w="2933" w:type="dxa"/>
           </w:tcPr>
           <w:p>
             <w:pPr>
@@ -303,7 +2426,7 @@
         </w:tc>
         <w:tc>
           <w:tcPr>
-            <w:tcW w:w="2244" w:type="dxa"/>
+            <w:tcW w:w="2930" w:type="dxa"/>
           </w:tcPr>
           <w:p>
             <w:pPr>
@@ -317,7 +2440,7 @@
         </w:tc>
         <w:tc>
           <w:tcPr>
-            <w:tcW w:w="2278" w:type="dxa"/>
+            <w:tcW w:w="2975" w:type="dxa"/>
           </w:tcPr>
           <w:p>
             <w:pPr>
@@ -331,9 +2454,12 @@
         </w:tc>
       </w:tr>
       <w:tr>
+        <w:trPr>
+          <w:trHeight w:val="333"/>
+        </w:trPr>
         <w:tc>
           <w:tcPr>
-            <w:tcW w:w="2246" w:type="dxa"/>
+            <w:tcW w:w="2933" w:type="dxa"/>
           </w:tcPr>
           <w:p>
             <w:pPr>
@@ -347,7 +2473,7 @@
         </w:tc>
         <w:tc>
           <w:tcPr>
-            <w:tcW w:w="2244" w:type="dxa"/>
+            <w:tcW w:w="2930" w:type="dxa"/>
           </w:tcPr>
           <w:p>
             <w:pPr>
@@ -361,7 +2487,7 @@
         </w:tc>
         <w:tc>
           <w:tcPr>
-            <w:tcW w:w="2278" w:type="dxa"/>
+            <w:tcW w:w="2975" w:type="dxa"/>
           </w:tcPr>
           <w:p>
             <w:pPr>
@@ -375,9 +2501,12 @@
         </w:tc>
       </w:tr>
       <w:tr>
+        <w:trPr>
+          <w:trHeight w:val="667"/>
+        </w:trPr>
         <w:tc>
           <w:tcPr>
-            <w:tcW w:w="2246" w:type="dxa"/>
+            <w:tcW w:w="2933" w:type="dxa"/>
           </w:tcPr>
           <w:p>
             <w:pPr>
@@ -391,7 +2520,7 @@
         </w:tc>
         <w:tc>
           <w:tcPr>
-            <w:tcW w:w="2244" w:type="dxa"/>
+            <w:tcW w:w="2930" w:type="dxa"/>
           </w:tcPr>
           <w:p>
             <w:pPr>
@@ -405,7 +2534,7 @@
         </w:tc>
         <w:tc>
           <w:tcPr>
-            <w:tcW w:w="2278" w:type="dxa"/>
+            <w:tcW w:w="2975" w:type="dxa"/>
           </w:tcPr>
           <w:p>
             <w:pPr>
@@ -427,21 +2556,13 @@
     </w:p>
     <w:p>
       <w:pPr>
-        <w:pStyle w:val="ListParagraph"/>
-        <w:numPr>
-          <w:ilvl w:val="0"/>
-          <w:numId w:val="5"/>
-        </w:numPr>
-        <w:rPr>
-          <w:b/>
-        </w:rPr>
-      </w:pPr>
-      <w:r>
-        <w:rPr>
-          <w:b/>
-        </w:rPr>
-        <w:t>PROCESSING</w:t>
-      </w:r>
+        <w:pStyle w:val="Heading2"/>
+      </w:pPr>
+      <w:bookmarkStart w:id="3" w:name="_Toc236231188"/>
+      <w:r>
+        <w:t>1.3 Processing</w:t>
+      </w:r>
+      <w:bookmarkEnd w:id="3"/>
     </w:p>
     <w:p>
       <w:pPr>
@@ -568,8 +2689,8 @@
         <w:tblLook w:val="04A0" w:firstRow="1" w:lastRow="0" w:firstColumn="1" w:lastColumn="0" w:noHBand="0" w:noVBand="1"/>
       </w:tblPr>
       <w:tblGrid>
-        <w:gridCol w:w="4137"/>
-        <w:gridCol w:w="4133"/>
+        <w:gridCol w:w="4675"/>
+        <w:gridCol w:w="4675"/>
       </w:tblGrid>
       <w:tr>
         <w:tc>
@@ -763,17 +2884,14 @@
     </w:p>
     <w:p>
       <w:pPr>
-        <w:rPr>
-          <w:b/>
-        </w:rPr>
-      </w:pPr>
-      <w:r>
-        <w:rPr>
-          <w:b/>
-        </w:rPr>
+        <w:pStyle w:val="Heading2"/>
+      </w:pPr>
+      <w:bookmarkStart w:id="4" w:name="_Toc236231189"/>
+      <w:r>
         <w:lastRenderedPageBreak/>
-        <w:t>4   OUTPUTS</w:t>
-      </w:r>
+        <w:t>1.4 Outputs</w:t>
+      </w:r>
+      <w:bookmarkEnd w:id="4"/>
     </w:p>
     <w:p>
       <w:r>
@@ -884,21 +3002,13 @@
     </w:p>
     <w:p>
       <w:pPr>
-        <w:pStyle w:val="ListParagraph"/>
-      </w:pPr>
-    </w:p>
-    <w:p>
-      <w:pPr>
-        <w:rPr>
-          <w:b/>
-        </w:rPr>
-      </w:pPr>
-      <w:r>
-        <w:rPr>
-          <w:b/>
-        </w:rPr>
-        <w:t>5  ASSUMPTIONS</w:t>
-      </w:r>
+        <w:pStyle w:val="Heading2"/>
+      </w:pPr>
+      <w:bookmarkStart w:id="5" w:name="_Toc236231190"/>
+      <w:r>
+        <w:t>1.5 Assumptions</w:t>
+      </w:r>
+      <w:bookmarkEnd w:id="5"/>
     </w:p>
     <w:p>
       <w:pPr>
@@ -944,11 +3054,9 @@
       <w:r>
         <w:t xml:space="preserve">Order type must be Regular, Premium, </w:t>
       </w:r>
-      <w:proofErr w:type="gramStart"/>
-      <w:r>
-        <w:t>VIP .</w:t>
-      </w:r>
-      <w:proofErr w:type="gramEnd"/>
+      <w:r>
+        <w:t>and VIP.</w:t>
+      </w:r>
     </w:p>
     <w:p>
       <w:pPr>
@@ -997,16 +3105,16 @@
     </w:p>
     <w:p>
       <w:pPr>
-        <w:rPr>
-          <w:b/>
-        </w:rPr>
-      </w:pPr>
-      <w:r>
-        <w:rPr>
-          <w:b/>
-        </w:rPr>
-        <w:t>6  CONSTRAINS</w:t>
-      </w:r>
+        <w:pStyle w:val="Heading2"/>
+      </w:pPr>
+      <w:bookmarkStart w:id="6" w:name="_Toc236231191"/>
+      <w:r>
+        <w:t xml:space="preserve">1.6 </w:t>
+      </w:r>
+      <w:r>
+        <w:t>CONSTRAINS</w:t>
+      </w:r>
+      <w:bookmarkEnd w:id="6"/>
     </w:p>
     <w:p>
       <w:pPr>
@@ -1080,171 +3188,107 @@
         </w:numPr>
       </w:pPr>
       <w:r>
-        <w:t>Monetary values are displayed with two decimal places.</w:t>
-      </w:r>
+        <w:t>Monetary values are di</w:t>
+      </w:r>
+      <w:r>
+        <w:t>splayed with two decimal pl</w:t>
+      </w:r>
+      <w:r>
+        <w:t>aces.</w:t>
+      </w:r>
+    </w:p>
+    <w:p>
+      <w:pPr>
+        <w:pStyle w:val="ListParagraph"/>
+      </w:pPr>
+    </w:p>
+    <w:p>
+      <w:pPr>
+        <w:pStyle w:val="ListParagraph"/>
+      </w:pPr>
+    </w:p>
+    <w:p>
+      <w:pPr>
+        <w:pStyle w:val="ListParagraph"/>
+      </w:pPr>
+    </w:p>
+    <w:p>
+      <w:pPr>
+        <w:pStyle w:val="Heading1"/>
+      </w:pPr>
+      <w:bookmarkStart w:id="7" w:name="_Toc236231192"/>
+      <w:r>
+        <w:t xml:space="preserve">2. </w:t>
+      </w:r>
+      <w:r>
+        <w:t>Algorithm Design.</w:t>
+      </w:r>
+      <w:bookmarkEnd w:id="7"/>
+    </w:p>
+    <w:p>
+      <w:pPr>
+        <w:pStyle w:val="Heading2"/>
+      </w:pPr>
+      <w:bookmarkStart w:id="8" w:name="_Toc236231193"/>
+      <w:r>
+        <w:t>2.1 Algorithm.</w:t>
+      </w:r>
+      <w:bookmarkEnd w:id="8"/>
     </w:p>
     <w:p>
       <w:pPr>
         <w:rPr>
-          <w:b/>
+          <w:rFonts w:asciiTheme="majorHAnsi" w:eastAsiaTheme="majorEastAsia" w:hAnsiTheme="majorHAnsi" w:cstheme="majorBidi"/>
+          <w:color w:val="2E74B5" w:themeColor="accent1" w:themeShade="BF"/>
+          <w:sz w:val="26"/>
+          <w:szCs w:val="26"/>
         </w:rPr>
       </w:pPr>
+      <w:r>
+        <w:br w:type="page"/>
+      </w:r>
+    </w:p>
+    <w:p>
+      <w:pPr>
+        <w:pStyle w:val="Heading2"/>
+      </w:pPr>
+      <w:bookmarkStart w:id="9" w:name="_Toc236231194"/>
+      <w:r>
+        <w:lastRenderedPageBreak/>
+        <w:t>2.2 Psuedocode</w:t>
+      </w:r>
+      <w:bookmarkEnd w:id="9"/>
     </w:p>
     <w:p>
       <w:pPr>
         <w:rPr>
-          <w:b/>
+          <w:rFonts w:asciiTheme="majorHAnsi" w:eastAsiaTheme="majorEastAsia" w:hAnsiTheme="majorHAnsi" w:cstheme="majorBidi"/>
+          <w:color w:val="2E74B5" w:themeColor="accent1" w:themeShade="BF"/>
+          <w:sz w:val="26"/>
+          <w:szCs w:val="26"/>
         </w:rPr>
       </w:pPr>
-    </w:p>
-    <w:p>
-      <w:pPr>
-        <w:rPr>
-          <w:b/>
-        </w:rPr>
-      </w:pPr>
-      <w:r>
-        <w:rPr>
-          <w:b/>
-        </w:rPr>
+      <w:r>
         <w:br w:type="page"/>
       </w:r>
     </w:p>
     <w:p>
       <w:pPr>
-        <w:rPr>
-          <w:b/>
-        </w:rPr>
-      </w:pPr>
-      <w:r>
-        <w:rPr>
-          <w:b/>
-          <w:noProof/>
-        </w:rPr>
+        <w:pStyle w:val="Heading1"/>
+      </w:pPr>
+      <w:r>
         <w:lastRenderedPageBreak/>
-        <w:drawing>
-          <wp:anchor distT="0" distB="0" distL="114300" distR="114300" simplePos="0" relativeHeight="251658240" behindDoc="0" locked="0" layoutInCell="1" allowOverlap="1">
-            <wp:simplePos x="0" y="0"/>
-            <wp:positionH relativeFrom="column">
-              <wp:posOffset>0</wp:posOffset>
-            </wp:positionH>
-            <wp:positionV relativeFrom="paragraph">
-              <wp:posOffset>0</wp:posOffset>
-            </wp:positionV>
-            <wp:extent cx="5328285" cy="8229600"/>
-            <wp:effectExtent l="0" t="0" r="5715" b="0"/>
-            <wp:wrapSquare wrapText="bothSides"/>
-            <wp:docPr id="1" name="Picture 1"/>
-            <wp:cNvGraphicFramePr>
-              <a:graphicFrameLocks xmlns:a="http://schemas.openxmlformats.org/drawingml/2006/main" noChangeAspect="1"/>
-            </wp:cNvGraphicFramePr>
-            <a:graphic xmlns:a="http://schemas.openxmlformats.org/drawingml/2006/main">
-              <a:graphicData uri="http://schemas.openxmlformats.org/drawingml/2006/picture">
-                <pic:pic xmlns:pic="http://schemas.openxmlformats.org/drawingml/2006/picture">
-                  <pic:nvPicPr>
-                    <pic:cNvPr id="1" name="Untitled Diagram.jpg"/>
-                    <pic:cNvPicPr/>
-                  </pic:nvPicPr>
-                  <pic:blipFill>
-                    <a:blip r:embed="rId7">
-                      <a:extLst>
-                        <a:ext uri="{28A0092B-C50C-407E-A947-70E740481C1C}">
-                          <a14:useLocalDpi xmlns:a14="http://schemas.microsoft.com/office/drawing/2010/main" val="0"/>
-                        </a:ext>
-                      </a:extLst>
-                    </a:blip>
-                    <a:stretch>
-                      <a:fillRect/>
-                    </a:stretch>
-                  </pic:blipFill>
-                  <pic:spPr>
-                    <a:xfrm>
-                      <a:off x="0" y="0"/>
-                      <a:ext cx="5328285" cy="8229600"/>
-                    </a:xfrm>
-                    <a:prstGeom prst="rect">
-                      <a:avLst/>
-                    </a:prstGeom>
-                  </pic:spPr>
-                </pic:pic>
-              </a:graphicData>
-            </a:graphic>
-          </wp:anchor>
-        </w:drawing>
-      </w:r>
-    </w:p>
-    <w:p/>
-    <w:p/>
-    <w:p/>
-    <w:p/>
-    <w:p/>
-    <w:p/>
-    <w:p/>
-    <w:p/>
-    <w:p/>
-    <w:p/>
-    <w:p/>
-    <w:p/>
-    <w:p>
-      <w:r>
-        <w:br w:type="page"/>
-      </w:r>
-    </w:p>
-    <w:p>
-      <w:bookmarkStart w:id="0" w:name="_GoBack"/>
-      <w:r>
-        <w:rPr>
-          <w:noProof/>
-        </w:rPr>
-        <w:lastRenderedPageBreak/>
-        <w:drawing>
-          <wp:inline distT="0" distB="0" distL="0" distR="0">
-            <wp:extent cx="5328285" cy="8229600"/>
-            <wp:effectExtent l="0" t="0" r="5715" b="0"/>
-            <wp:docPr id="2" name="Picture 2"/>
-            <wp:cNvGraphicFramePr>
-              <a:graphicFrameLocks xmlns:a="http://schemas.openxmlformats.org/drawingml/2006/main" noChangeAspect="1"/>
-            </wp:cNvGraphicFramePr>
-            <a:graphic xmlns:a="http://schemas.openxmlformats.org/drawingml/2006/main">
-              <a:graphicData uri="http://schemas.openxmlformats.org/drawingml/2006/picture">
-                <pic:pic xmlns:pic="http://schemas.openxmlformats.org/drawingml/2006/picture">
-                  <pic:nvPicPr>
-                    <pic:cNvPr id="2" name="Flow chart.jpg"/>
-                    <pic:cNvPicPr/>
-                  </pic:nvPicPr>
-                  <pic:blipFill>
-                    <a:blip r:embed="rId8">
-                      <a:extLst>
-                        <a:ext uri="{28A0092B-C50C-407E-A947-70E740481C1C}">
-                          <a14:useLocalDpi xmlns:a14="http://schemas.microsoft.com/office/drawing/2010/main" val="0"/>
-                        </a:ext>
-                      </a:extLst>
-                    </a:blip>
-                    <a:stretch>
-                      <a:fillRect/>
-                    </a:stretch>
-                  </pic:blipFill>
-                  <pic:spPr>
-                    <a:xfrm>
-                      <a:off x="0" y="0"/>
-                      <a:ext cx="5328285" cy="8229600"/>
-                    </a:xfrm>
-                    <a:prstGeom prst="rect">
-                      <a:avLst/>
-                    </a:prstGeom>
-                  </pic:spPr>
-                </pic:pic>
-              </a:graphicData>
-            </a:graphic>
-          </wp:inline>
-        </w:drawing>
-      </w:r>
-      <w:bookmarkEnd w:id="0"/>
+        <w:t>3. Flowchart</w:t>
+      </w:r>
+      <w:bookmarkStart w:id="10" w:name="_GoBack"/>
+      <w:bookmarkEnd w:id="10"/>
     </w:p>
     <w:sectPr>
       <w:pgSz w:w="12240" w:h="15840"/>
-      <w:pgMar w:top="1440" w:right="1440" w:bottom="1440" w:left="1440" w:header="720" w:footer="720" w:gutter="0"/>
+      <w:pgMar w:top="720" w:right="720" w:bottom="720" w:left="720" w:header="720" w:footer="720" w:gutter="0"/>
+      <w:pgNumType w:start="0"/>
       <w:cols w:space="720"/>
+      <w:titlePg/>
       <w:docGrid w:linePitch="360"/>
     </w:sectPr>
   </w:body>
@@ -1620,12 +3664,98 @@
     </w:lvl>
   </w:abstractNum>
   <w:abstractNum w:abstractNumId="3">
+    <w:nsid w:val="26AF3D2E"/>
+    <w:multiLevelType w:val="hybridMultilevel"/>
+    <w:tmpl w:val="31224BB4"/>
+    <w:lvl w:ilvl="0" w:tplc="0409000F">
+      <w:start w:val="1"/>
+      <w:numFmt w:val="decimal"/>
+      <w:lvlText w:val="%1."/>
+      <w:lvlJc w:val="left"/>
+      <w:pPr>
+        <w:ind w:left="360" w:hanging="360"/>
+      </w:pPr>
+    </w:lvl>
+    <w:lvl w:ilvl="1" w:tplc="04090019" w:tentative="1">
+      <w:start w:val="1"/>
+      <w:numFmt w:val="lowerLetter"/>
+      <w:lvlText w:val="%2."/>
+      <w:lvlJc w:val="left"/>
+      <w:pPr>
+        <w:ind w:left="1080" w:hanging="360"/>
+      </w:pPr>
+    </w:lvl>
+    <w:lvl w:ilvl="2" w:tplc="0409001B" w:tentative="1">
+      <w:start w:val="1"/>
+      <w:numFmt w:val="lowerRoman"/>
+      <w:lvlText w:val="%3."/>
+      <w:lvlJc w:val="right"/>
+      <w:pPr>
+        <w:ind w:left="1800" w:hanging="180"/>
+      </w:pPr>
+    </w:lvl>
+    <w:lvl w:ilvl="3" w:tplc="0409000F" w:tentative="1">
+      <w:start w:val="1"/>
+      <w:numFmt w:val="decimal"/>
+      <w:lvlText w:val="%4."/>
+      <w:lvlJc w:val="left"/>
+      <w:pPr>
+        <w:ind w:left="2520" w:hanging="360"/>
+      </w:pPr>
+    </w:lvl>
+    <w:lvl w:ilvl="4" w:tplc="04090019" w:tentative="1">
+      <w:start w:val="1"/>
+      <w:numFmt w:val="lowerLetter"/>
+      <w:lvlText w:val="%5."/>
+      <w:lvlJc w:val="left"/>
+      <w:pPr>
+        <w:ind w:left="3240" w:hanging="360"/>
+      </w:pPr>
+    </w:lvl>
+    <w:lvl w:ilvl="5" w:tplc="0409001B" w:tentative="1">
+      <w:start w:val="1"/>
+      <w:numFmt w:val="lowerRoman"/>
+      <w:lvlText w:val="%6."/>
+      <w:lvlJc w:val="right"/>
+      <w:pPr>
+        <w:ind w:left="3960" w:hanging="180"/>
+      </w:pPr>
+    </w:lvl>
+    <w:lvl w:ilvl="6" w:tplc="0409000F" w:tentative="1">
+      <w:start w:val="1"/>
+      <w:numFmt w:val="decimal"/>
+      <w:lvlText w:val="%7."/>
+      <w:lvlJc w:val="left"/>
+      <w:pPr>
+        <w:ind w:left="4680" w:hanging="360"/>
+      </w:pPr>
+    </w:lvl>
+    <w:lvl w:ilvl="7" w:tplc="04090019" w:tentative="1">
+      <w:start w:val="1"/>
+      <w:numFmt w:val="lowerLetter"/>
+      <w:lvlText w:val="%8."/>
+      <w:lvlJc w:val="left"/>
+      <w:pPr>
+        <w:ind w:left="5400" w:hanging="360"/>
+      </w:pPr>
+    </w:lvl>
+    <w:lvl w:ilvl="8" w:tplc="0409001B" w:tentative="1">
+      <w:start w:val="1"/>
+      <w:numFmt w:val="lowerRoman"/>
+      <w:lvlText w:val="%9."/>
+      <w:lvlJc w:val="right"/>
+      <w:pPr>
+        <w:ind w:left="6120" w:hanging="180"/>
+      </w:pPr>
+    </w:lvl>
+  </w:abstractNum>
+  <w:abstractNum w:abstractNumId="4">
     <w:nsid w:val="29642B22"/>
     <w:multiLevelType w:val="multilevel"/>
     <w:tmpl w:val="BCD6E0CE"/>
     <w:numStyleLink w:val="Style1"/>
   </w:abstractNum>
-  <w:abstractNum w:abstractNumId="4">
+  <w:abstractNum w:abstractNumId="5">
     <w:nsid w:val="29990FA9"/>
     <w:multiLevelType w:val="hybridMultilevel"/>
     <w:tmpl w:val="FF5CF778"/>
@@ -1738,7 +3868,93 @@
       </w:rPr>
     </w:lvl>
   </w:abstractNum>
-  <w:abstractNum w:abstractNumId="5">
+  <w:abstractNum w:abstractNumId="6">
+    <w:nsid w:val="2B592337"/>
+    <w:multiLevelType w:val="hybridMultilevel"/>
+    <w:tmpl w:val="404AD8E2"/>
+    <w:lvl w:ilvl="0" w:tplc="0409000F">
+      <w:start w:val="1"/>
+      <w:numFmt w:val="decimal"/>
+      <w:lvlText w:val="%1."/>
+      <w:lvlJc w:val="left"/>
+      <w:pPr>
+        <w:ind w:left="720" w:hanging="360"/>
+      </w:pPr>
+    </w:lvl>
+    <w:lvl w:ilvl="1" w:tplc="04090019" w:tentative="1">
+      <w:start w:val="1"/>
+      <w:numFmt w:val="lowerLetter"/>
+      <w:lvlText w:val="%2."/>
+      <w:lvlJc w:val="left"/>
+      <w:pPr>
+        <w:ind w:left="1440" w:hanging="360"/>
+      </w:pPr>
+    </w:lvl>
+    <w:lvl w:ilvl="2" w:tplc="0409001B" w:tentative="1">
+      <w:start w:val="1"/>
+      <w:numFmt w:val="lowerRoman"/>
+      <w:lvlText w:val="%3."/>
+      <w:lvlJc w:val="right"/>
+      <w:pPr>
+        <w:ind w:left="2160" w:hanging="180"/>
+      </w:pPr>
+    </w:lvl>
+    <w:lvl w:ilvl="3" w:tplc="0409000F" w:tentative="1">
+      <w:start w:val="1"/>
+      <w:numFmt w:val="decimal"/>
+      <w:lvlText w:val="%4."/>
+      <w:lvlJc w:val="left"/>
+      <w:pPr>
+        <w:ind w:left="2880" w:hanging="360"/>
+      </w:pPr>
+    </w:lvl>
+    <w:lvl w:ilvl="4" w:tplc="04090019" w:tentative="1">
+      <w:start w:val="1"/>
+      <w:numFmt w:val="lowerLetter"/>
+      <w:lvlText w:val="%5."/>
+      <w:lvlJc w:val="left"/>
+      <w:pPr>
+        <w:ind w:left="3600" w:hanging="360"/>
+      </w:pPr>
+    </w:lvl>
+    <w:lvl w:ilvl="5" w:tplc="0409001B" w:tentative="1">
+      <w:start w:val="1"/>
+      <w:numFmt w:val="lowerRoman"/>
+      <w:lvlText w:val="%6."/>
+      <w:lvlJc w:val="right"/>
+      <w:pPr>
+        <w:ind w:left="4320" w:hanging="180"/>
+      </w:pPr>
+    </w:lvl>
+    <w:lvl w:ilvl="6" w:tplc="0409000F" w:tentative="1">
+      <w:start w:val="1"/>
+      <w:numFmt w:val="decimal"/>
+      <w:lvlText w:val="%7."/>
+      <w:lvlJc w:val="left"/>
+      <w:pPr>
+        <w:ind w:left="5040" w:hanging="360"/>
+      </w:pPr>
+    </w:lvl>
+    <w:lvl w:ilvl="7" w:tplc="04090019" w:tentative="1">
+      <w:start w:val="1"/>
+      <w:numFmt w:val="lowerLetter"/>
+      <w:lvlText w:val="%8."/>
+      <w:lvlJc w:val="left"/>
+      <w:pPr>
+        <w:ind w:left="5760" w:hanging="360"/>
+      </w:pPr>
+    </w:lvl>
+    <w:lvl w:ilvl="8" w:tplc="0409001B" w:tentative="1">
+      <w:start w:val="1"/>
+      <w:numFmt w:val="lowerRoman"/>
+      <w:lvlText w:val="%9."/>
+      <w:lvlJc w:val="right"/>
+      <w:pPr>
+        <w:ind w:left="6480" w:hanging="180"/>
+      </w:pPr>
+    </w:lvl>
+  </w:abstractNum>
+  <w:abstractNum w:abstractNumId="7">
     <w:nsid w:val="395F2521"/>
     <w:multiLevelType w:val="hybridMultilevel"/>
     <w:tmpl w:val="397A4F40"/>
@@ -1828,13 +4044,185 @@
       </w:pPr>
     </w:lvl>
   </w:abstractNum>
-  <w:abstractNum w:abstractNumId="6">
+  <w:abstractNum w:abstractNumId="8">
+    <w:nsid w:val="44372897"/>
+    <w:multiLevelType w:val="hybridMultilevel"/>
+    <w:tmpl w:val="00646F32"/>
+    <w:lvl w:ilvl="0" w:tplc="0409000F">
+      <w:start w:val="1"/>
+      <w:numFmt w:val="decimal"/>
+      <w:lvlText w:val="%1."/>
+      <w:lvlJc w:val="left"/>
+      <w:pPr>
+        <w:ind w:left="360" w:hanging="360"/>
+      </w:pPr>
+    </w:lvl>
+    <w:lvl w:ilvl="1" w:tplc="04090019" w:tentative="1">
+      <w:start w:val="1"/>
+      <w:numFmt w:val="lowerLetter"/>
+      <w:lvlText w:val="%2."/>
+      <w:lvlJc w:val="left"/>
+      <w:pPr>
+        <w:ind w:left="1080" w:hanging="360"/>
+      </w:pPr>
+    </w:lvl>
+    <w:lvl w:ilvl="2" w:tplc="0409001B" w:tentative="1">
+      <w:start w:val="1"/>
+      <w:numFmt w:val="lowerRoman"/>
+      <w:lvlText w:val="%3."/>
+      <w:lvlJc w:val="right"/>
+      <w:pPr>
+        <w:ind w:left="1800" w:hanging="180"/>
+      </w:pPr>
+    </w:lvl>
+    <w:lvl w:ilvl="3" w:tplc="0409000F" w:tentative="1">
+      <w:start w:val="1"/>
+      <w:numFmt w:val="decimal"/>
+      <w:lvlText w:val="%4."/>
+      <w:lvlJc w:val="left"/>
+      <w:pPr>
+        <w:ind w:left="2520" w:hanging="360"/>
+      </w:pPr>
+    </w:lvl>
+    <w:lvl w:ilvl="4" w:tplc="04090019" w:tentative="1">
+      <w:start w:val="1"/>
+      <w:numFmt w:val="lowerLetter"/>
+      <w:lvlText w:val="%5."/>
+      <w:lvlJc w:val="left"/>
+      <w:pPr>
+        <w:ind w:left="3240" w:hanging="360"/>
+      </w:pPr>
+    </w:lvl>
+    <w:lvl w:ilvl="5" w:tplc="0409001B" w:tentative="1">
+      <w:start w:val="1"/>
+      <w:numFmt w:val="lowerRoman"/>
+      <w:lvlText w:val="%6."/>
+      <w:lvlJc w:val="right"/>
+      <w:pPr>
+        <w:ind w:left="3960" w:hanging="180"/>
+      </w:pPr>
+    </w:lvl>
+    <w:lvl w:ilvl="6" w:tplc="0409000F" w:tentative="1">
+      <w:start w:val="1"/>
+      <w:numFmt w:val="decimal"/>
+      <w:lvlText w:val="%7."/>
+      <w:lvlJc w:val="left"/>
+      <w:pPr>
+        <w:ind w:left="4680" w:hanging="360"/>
+      </w:pPr>
+    </w:lvl>
+    <w:lvl w:ilvl="7" w:tplc="04090019" w:tentative="1">
+      <w:start w:val="1"/>
+      <w:numFmt w:val="lowerLetter"/>
+      <w:lvlText w:val="%8."/>
+      <w:lvlJc w:val="left"/>
+      <w:pPr>
+        <w:ind w:left="5400" w:hanging="360"/>
+      </w:pPr>
+    </w:lvl>
+    <w:lvl w:ilvl="8" w:tplc="0409001B" w:tentative="1">
+      <w:start w:val="1"/>
+      <w:numFmt w:val="lowerRoman"/>
+      <w:lvlText w:val="%9."/>
+      <w:lvlJc w:val="right"/>
+      <w:pPr>
+        <w:ind w:left="6120" w:hanging="180"/>
+      </w:pPr>
+    </w:lvl>
+  </w:abstractNum>
+  <w:abstractNum w:abstractNumId="9">
     <w:nsid w:val="4C5069D5"/>
     <w:multiLevelType w:val="multilevel"/>
     <w:tmpl w:val="BCD6E0CE"/>
     <w:numStyleLink w:val="Style1"/>
   </w:abstractNum>
-  <w:abstractNum w:abstractNumId="7">
+  <w:abstractNum w:abstractNumId="10">
+    <w:nsid w:val="4F314898"/>
+    <w:multiLevelType w:val="hybridMultilevel"/>
+    <w:tmpl w:val="859C1344"/>
+    <w:lvl w:ilvl="0" w:tplc="0409000F">
+      <w:start w:val="1"/>
+      <w:numFmt w:val="decimal"/>
+      <w:lvlText w:val="%1."/>
+      <w:lvlJc w:val="left"/>
+      <w:pPr>
+        <w:ind w:left="360" w:hanging="360"/>
+      </w:pPr>
+    </w:lvl>
+    <w:lvl w:ilvl="1" w:tplc="04090019" w:tentative="1">
+      <w:start w:val="1"/>
+      <w:numFmt w:val="lowerLetter"/>
+      <w:lvlText w:val="%2."/>
+      <w:lvlJc w:val="left"/>
+      <w:pPr>
+        <w:ind w:left="1080" w:hanging="360"/>
+      </w:pPr>
+    </w:lvl>
+    <w:lvl w:ilvl="2" w:tplc="0409001B" w:tentative="1">
+      <w:start w:val="1"/>
+      <w:numFmt w:val="lowerRoman"/>
+      <w:lvlText w:val="%3."/>
+      <w:lvlJc w:val="right"/>
+      <w:pPr>
+        <w:ind w:left="1800" w:hanging="180"/>
+      </w:pPr>
+    </w:lvl>
+    <w:lvl w:ilvl="3" w:tplc="0409000F" w:tentative="1">
+      <w:start w:val="1"/>
+      <w:numFmt w:val="decimal"/>
+      <w:lvlText w:val="%4."/>
+      <w:lvlJc w:val="left"/>
+      <w:pPr>
+        <w:ind w:left="2520" w:hanging="360"/>
+      </w:pPr>
+    </w:lvl>
+    <w:lvl w:ilvl="4" w:tplc="04090019" w:tentative="1">
+      <w:start w:val="1"/>
+      <w:numFmt w:val="lowerLetter"/>
+      <w:lvlText w:val="%5."/>
+      <w:lvlJc w:val="left"/>
+      <w:pPr>
+        <w:ind w:left="3240" w:hanging="360"/>
+      </w:pPr>
+    </w:lvl>
+    <w:lvl w:ilvl="5" w:tplc="0409001B" w:tentative="1">
+      <w:start w:val="1"/>
+      <w:numFmt w:val="lowerRoman"/>
+      <w:lvlText w:val="%6."/>
+      <w:lvlJc w:val="right"/>
+      <w:pPr>
+        <w:ind w:left="3960" w:hanging="180"/>
+      </w:pPr>
+    </w:lvl>
+    <w:lvl w:ilvl="6" w:tplc="0409000F" w:tentative="1">
+      <w:start w:val="1"/>
+      <w:numFmt w:val="decimal"/>
+      <w:lvlText w:val="%7."/>
+      <w:lvlJc w:val="left"/>
+      <w:pPr>
+        <w:ind w:left="4680" w:hanging="360"/>
+      </w:pPr>
+    </w:lvl>
+    <w:lvl w:ilvl="7" w:tplc="04090019" w:tentative="1">
+      <w:start w:val="1"/>
+      <w:numFmt w:val="lowerLetter"/>
+      <w:lvlText w:val="%8."/>
+      <w:lvlJc w:val="left"/>
+      <w:pPr>
+        <w:ind w:left="5400" w:hanging="360"/>
+      </w:pPr>
+    </w:lvl>
+    <w:lvl w:ilvl="8" w:tplc="0409001B" w:tentative="1">
+      <w:start w:val="1"/>
+      <w:numFmt w:val="lowerRoman"/>
+      <w:lvlText w:val="%9."/>
+      <w:lvlJc w:val="right"/>
+      <w:pPr>
+        <w:ind w:left="6120" w:hanging="180"/>
+      </w:pPr>
+    </w:lvl>
+  </w:abstractNum>
+  <w:abstractNum w:abstractNumId="11">
     <w:nsid w:val="56A70DC8"/>
     <w:multiLevelType w:val="hybridMultilevel"/>
     <w:tmpl w:val="CC521154"/>
@@ -1947,7 +4335,7 @@
       </w:rPr>
     </w:lvl>
   </w:abstractNum>
-  <w:abstractNum w:abstractNumId="8">
+  <w:abstractNum w:abstractNumId="12">
     <w:nsid w:val="5DC6495B"/>
     <w:multiLevelType w:val="hybridMultilevel"/>
     <w:tmpl w:val="B1F479DA"/>
@@ -2033,7 +4421,7 @@
       </w:pPr>
     </w:lvl>
   </w:abstractNum>
-  <w:abstractNum w:abstractNumId="9">
+  <w:abstractNum w:abstractNumId="13">
     <w:nsid w:val="6527660A"/>
     <w:multiLevelType w:val="hybridMultilevel"/>
     <w:tmpl w:val="BD645AE8"/>
@@ -2123,13 +4511,13 @@
       </w:pPr>
     </w:lvl>
   </w:abstractNum>
-  <w:abstractNum w:abstractNumId="10">
+  <w:abstractNum w:abstractNumId="14">
     <w:nsid w:val="6B5265B0"/>
     <w:multiLevelType w:val="multilevel"/>
     <w:tmpl w:val="BCD6E0CE"/>
     <w:numStyleLink w:val="Style1"/>
   </w:abstractNum>
-  <w:abstractNum w:abstractNumId="11">
+  <w:abstractNum w:abstractNumId="15">
     <w:nsid w:val="71B3363E"/>
     <w:multiLevelType w:val="hybridMultilevel"/>
     <w:tmpl w:val="839444E0"/>
@@ -2219,7 +4607,93 @@
       </w:pPr>
     </w:lvl>
   </w:abstractNum>
-  <w:abstractNum w:abstractNumId="12">
+  <w:abstractNum w:abstractNumId="16">
+    <w:nsid w:val="73CE7BA3"/>
+    <w:multiLevelType w:val="multilevel"/>
+    <w:tmpl w:val="0409001D"/>
+    <w:lvl w:ilvl="0">
+      <w:start w:val="1"/>
+      <w:numFmt w:val="decimal"/>
+      <w:lvlText w:val="%1)"/>
+      <w:lvlJc w:val="left"/>
+      <w:pPr>
+        <w:ind w:left="360" w:hanging="360"/>
+      </w:pPr>
+    </w:lvl>
+    <w:lvl w:ilvl="1">
+      <w:start w:val="1"/>
+      <w:numFmt w:val="lowerLetter"/>
+      <w:lvlText w:val="%2)"/>
+      <w:lvlJc w:val="left"/>
+      <w:pPr>
+        <w:ind w:left="720" w:hanging="360"/>
+      </w:pPr>
+    </w:lvl>
+    <w:lvl w:ilvl="2">
+      <w:start w:val="1"/>
+      <w:numFmt w:val="lowerRoman"/>
+      <w:lvlText w:val="%3)"/>
+      <w:lvlJc w:val="left"/>
+      <w:pPr>
+        <w:ind w:left="1080" w:hanging="360"/>
+      </w:pPr>
+    </w:lvl>
+    <w:lvl w:ilvl="3">
+      <w:start w:val="1"/>
+      <w:numFmt w:val="decimal"/>
+      <w:lvlText w:val="(%4)"/>
+      <w:lvlJc w:val="left"/>
+      <w:pPr>
+        <w:ind w:left="1440" w:hanging="360"/>
+      </w:pPr>
+    </w:lvl>
+    <w:lvl w:ilvl="4">
+      <w:start w:val="1"/>
+      <w:numFmt w:val="lowerLetter"/>
+      <w:lvlText w:val="(%5)"/>
+      <w:lvlJc w:val="left"/>
+      <w:pPr>
+        <w:ind w:left="1800" w:hanging="360"/>
+      </w:pPr>
+    </w:lvl>
+    <w:lvl w:ilvl="5">
+      <w:start w:val="1"/>
+      <w:numFmt w:val="lowerRoman"/>
+      <w:lvlText w:val="(%6)"/>
+      <w:lvlJc w:val="left"/>
+      <w:pPr>
+        <w:ind w:left="2160" w:hanging="360"/>
+      </w:pPr>
+    </w:lvl>
+    <w:lvl w:ilvl="6">
+      <w:start w:val="1"/>
+      <w:numFmt w:val="decimal"/>
+      <w:lvlText w:val="%7."/>
+      <w:lvlJc w:val="left"/>
+      <w:pPr>
+        <w:ind w:left="2520" w:hanging="360"/>
+      </w:pPr>
+    </w:lvl>
+    <w:lvl w:ilvl="7">
+      <w:start w:val="1"/>
+      <w:numFmt w:val="lowerLetter"/>
+      <w:lvlText w:val="%8."/>
+      <w:lvlJc w:val="left"/>
+      <w:pPr>
+        <w:ind w:left="2880" w:hanging="360"/>
+      </w:pPr>
+    </w:lvl>
+    <w:lvl w:ilvl="8">
+      <w:start w:val="1"/>
+      <w:numFmt w:val="lowerRoman"/>
+      <w:lvlText w:val="%9."/>
+      <w:lvlJc w:val="left"/>
+      <w:pPr>
+        <w:ind w:left="3240" w:hanging="360"/>
+      </w:pPr>
+    </w:lvl>
+  </w:abstractNum>
+  <w:abstractNum w:abstractNumId="17">
     <w:nsid w:val="7BDB4296"/>
     <w:multiLevelType w:val="multilevel"/>
     <w:tmpl w:val="BCD6E0CE"/>
@@ -2229,28 +4703,28 @@
     <w:abstractNumId w:val="1"/>
   </w:num>
   <w:num w:numId="2">
-    <w:abstractNumId w:val="12"/>
+    <w:abstractNumId w:val="17"/>
   </w:num>
   <w:num w:numId="3">
-    <w:abstractNumId w:val="3"/>
+    <w:abstractNumId w:val="4"/>
   </w:num>
   <w:num w:numId="4">
-    <w:abstractNumId w:val="10"/>
+    <w:abstractNumId w:val="14"/>
   </w:num>
   <w:num w:numId="5">
-    <w:abstractNumId w:val="6"/>
+    <w:abstractNumId w:val="9"/>
   </w:num>
   <w:num w:numId="6">
-    <w:abstractNumId w:val="5"/>
+    <w:abstractNumId w:val="7"/>
   </w:num>
   <w:num w:numId="7">
-    <w:abstractNumId w:val="9"/>
+    <w:abstractNumId w:val="13"/>
   </w:num>
   <w:num w:numId="8">
-    <w:abstractNumId w:val="11"/>
+    <w:abstractNumId w:val="15"/>
   </w:num>
   <w:num w:numId="9">
-    <w:abstractNumId w:val="8"/>
+    <w:abstractNumId w:val="12"/>
   </w:num>
   <w:num w:numId="10">
     <w:abstractNumId w:val="0"/>
@@ -2259,10 +4733,25 @@
     <w:abstractNumId w:val="2"/>
   </w:num>
   <w:num w:numId="12">
-    <w:abstractNumId w:val="7"/>
+    <w:abstractNumId w:val="11"/>
   </w:num>
   <w:num w:numId="13">
-    <w:abstractNumId w:val="4"/>
+    <w:abstractNumId w:val="5"/>
+  </w:num>
+  <w:num w:numId="14">
+    <w:abstractNumId w:val="6"/>
+  </w:num>
+  <w:num w:numId="15">
+    <w:abstractNumId w:val="8"/>
+  </w:num>
+  <w:num w:numId="16">
+    <w:abstractNumId w:val="16"/>
+  </w:num>
+  <w:num w:numId="17">
+    <w:abstractNumId w:val="3"/>
+  </w:num>
+  <w:num w:numId="18">
+    <w:abstractNumId w:val="10"/>
   </w:num>
 </w:numbering>
 </file>
@@ -2661,6 +5150,49 @@
     <w:name w:val="Normal"/>
     <w:qFormat/>
   </w:style>
+  <w:style w:type="paragraph" w:styleId="Heading1">
+    <w:name w:val="heading 1"/>
+    <w:basedOn w:val="Normal"/>
+    <w:next w:val="Normal"/>
+    <w:link w:val="Heading1Char"/>
+    <w:uiPriority w:val="9"/>
+    <w:qFormat/>
+    <w:rsid w:val="008A4022"/>
+    <w:pPr>
+      <w:keepNext/>
+      <w:keepLines/>
+      <w:spacing w:before="240" w:after="0"/>
+      <w:outlineLvl w:val="0"/>
+    </w:pPr>
+    <w:rPr>
+      <w:rFonts w:asciiTheme="majorHAnsi" w:eastAsiaTheme="majorEastAsia" w:hAnsiTheme="majorHAnsi" w:cstheme="majorBidi"/>
+      <w:color w:val="2E74B5" w:themeColor="accent1" w:themeShade="BF"/>
+      <w:sz w:val="32"/>
+      <w:szCs w:val="32"/>
+    </w:rPr>
+  </w:style>
+  <w:style w:type="paragraph" w:styleId="Heading2">
+    <w:name w:val="heading 2"/>
+    <w:basedOn w:val="Normal"/>
+    <w:next w:val="Normal"/>
+    <w:link w:val="Heading2Char"/>
+    <w:uiPriority w:val="9"/>
+    <w:unhideWhenUsed/>
+    <w:qFormat/>
+    <w:rsid w:val="00704BF8"/>
+    <w:pPr>
+      <w:keepNext/>
+      <w:keepLines/>
+      <w:spacing w:before="40" w:after="0"/>
+      <w:outlineLvl w:val="1"/>
+    </w:pPr>
+    <w:rPr>
+      <w:rFonts w:asciiTheme="majorHAnsi" w:eastAsiaTheme="majorEastAsia" w:hAnsiTheme="majorHAnsi" w:cstheme="majorBidi"/>
+      <w:color w:val="2E74B5" w:themeColor="accent1" w:themeShade="BF"/>
+      <w:sz w:val="26"/>
+      <w:szCs w:val="26"/>
+    </w:rPr>
+  </w:style>
   <w:style w:type="character" w:default="1" w:styleId="DefaultParagraphFont">
     <w:name w:val="Default Paragraph Font"/>
     <w:uiPriority w:val="1"/>
@@ -2777,6 +5309,149 @@
     <w:link w:val="Footer"/>
     <w:uiPriority w:val="99"/>
     <w:rsid w:val="00895FEB"/>
+  </w:style>
+  <w:style w:type="paragraph" w:styleId="NoSpacing">
+    <w:name w:val="No Spacing"/>
+    <w:link w:val="NoSpacingChar"/>
+    <w:uiPriority w:val="1"/>
+    <w:qFormat/>
+    <w:rsid w:val="0058147A"/>
+    <w:pPr>
+      <w:spacing w:after="0" w:line="240" w:lineRule="auto"/>
+    </w:pPr>
+    <w:rPr>
+      <w:rFonts w:eastAsiaTheme="minorEastAsia"/>
+    </w:rPr>
+  </w:style>
+  <w:style w:type="character" w:customStyle="1" w:styleId="NoSpacingChar">
+    <w:name w:val="No Spacing Char"/>
+    <w:basedOn w:val="DefaultParagraphFont"/>
+    <w:link w:val="NoSpacing"/>
+    <w:uiPriority w:val="1"/>
+    <w:rsid w:val="0058147A"/>
+    <w:rPr>
+      <w:rFonts w:eastAsiaTheme="minorEastAsia"/>
+    </w:rPr>
+  </w:style>
+  <w:style w:type="paragraph" w:customStyle="1" w:styleId="Default">
+    <w:name w:val="Default"/>
+    <w:rsid w:val="00BC79E7"/>
+    <w:pPr>
+      <w:autoSpaceDE w:val="0"/>
+      <w:autoSpaceDN w:val="0"/>
+      <w:adjustRightInd w:val="0"/>
+      <w:spacing w:after="0" w:line="240" w:lineRule="auto"/>
+    </w:pPr>
+    <w:rPr>
+      <w:rFonts w:ascii="Arial" w:hAnsi="Arial" w:cs="Arial"/>
+      <w:color w:val="000000"/>
+      <w:sz w:val="24"/>
+      <w:szCs w:val="24"/>
+    </w:rPr>
+  </w:style>
+  <w:style w:type="character" w:customStyle="1" w:styleId="Heading1Char">
+    <w:name w:val="Heading 1 Char"/>
+    <w:basedOn w:val="DefaultParagraphFont"/>
+    <w:link w:val="Heading1"/>
+    <w:uiPriority w:val="9"/>
+    <w:rsid w:val="008A4022"/>
+    <w:rPr>
+      <w:rFonts w:asciiTheme="majorHAnsi" w:eastAsiaTheme="majorEastAsia" w:hAnsiTheme="majorHAnsi" w:cstheme="majorBidi"/>
+      <w:color w:val="2E74B5" w:themeColor="accent1" w:themeShade="BF"/>
+      <w:sz w:val="32"/>
+      <w:szCs w:val="32"/>
+    </w:rPr>
+  </w:style>
+  <w:style w:type="paragraph" w:styleId="TOCHeading">
+    <w:name w:val="TOC Heading"/>
+    <w:basedOn w:val="Heading1"/>
+    <w:next w:val="Normal"/>
+    <w:uiPriority w:val="39"/>
+    <w:unhideWhenUsed/>
+    <w:qFormat/>
+    <w:rsid w:val="008A4022"/>
+    <w:pPr>
+      <w:outlineLvl w:val="9"/>
+    </w:pPr>
+  </w:style>
+  <w:style w:type="paragraph" w:styleId="TOC1">
+    <w:name w:val="toc 1"/>
+    <w:basedOn w:val="Normal"/>
+    <w:next w:val="Normal"/>
+    <w:autoRedefine/>
+    <w:uiPriority w:val="39"/>
+    <w:unhideWhenUsed/>
+    <w:rsid w:val="00C40BD5"/>
+    <w:pPr>
+      <w:spacing w:after="100"/>
+    </w:pPr>
+  </w:style>
+  <w:style w:type="character" w:styleId="Hyperlink">
+    <w:name w:val="Hyperlink"/>
+    <w:basedOn w:val="DefaultParagraphFont"/>
+    <w:uiPriority w:val="99"/>
+    <w:unhideWhenUsed/>
+    <w:rsid w:val="00C40BD5"/>
+    <w:rPr>
+      <w:color w:val="0563C1" w:themeColor="hyperlink"/>
+      <w:u w:val="single"/>
+    </w:rPr>
+  </w:style>
+  <w:style w:type="character" w:customStyle="1" w:styleId="Heading2Char">
+    <w:name w:val="Heading 2 Char"/>
+    <w:basedOn w:val="DefaultParagraphFont"/>
+    <w:link w:val="Heading2"/>
+    <w:uiPriority w:val="9"/>
+    <w:rsid w:val="00704BF8"/>
+    <w:rPr>
+      <w:rFonts w:asciiTheme="majorHAnsi" w:eastAsiaTheme="majorEastAsia" w:hAnsiTheme="majorHAnsi" w:cstheme="majorBidi"/>
+      <w:color w:val="2E74B5" w:themeColor="accent1" w:themeShade="BF"/>
+      <w:sz w:val="26"/>
+      <w:szCs w:val="26"/>
+    </w:rPr>
+  </w:style>
+  <w:style w:type="paragraph" w:styleId="TOC2">
+    <w:name w:val="toc 2"/>
+    <w:basedOn w:val="Normal"/>
+    <w:next w:val="Normal"/>
+    <w:autoRedefine/>
+    <w:uiPriority w:val="39"/>
+    <w:unhideWhenUsed/>
+    <w:rsid w:val="00E90A7C"/>
+    <w:pPr>
+      <w:spacing w:after="100"/>
+      <w:ind w:left="220"/>
+    </w:pPr>
+  </w:style>
+  <w:style w:type="paragraph" w:styleId="BalloonText">
+    <w:name w:val="Balloon Text"/>
+    <w:basedOn w:val="Normal"/>
+    <w:link w:val="BalloonTextChar"/>
+    <w:uiPriority w:val="99"/>
+    <w:semiHidden/>
+    <w:unhideWhenUsed/>
+    <w:rsid w:val="006C7637"/>
+    <w:pPr>
+      <w:spacing w:after="0" w:line="240" w:lineRule="auto"/>
+    </w:pPr>
+    <w:rPr>
+      <w:rFonts w:ascii="Segoe UI" w:hAnsi="Segoe UI" w:cs="Segoe UI"/>
+      <w:sz w:val="18"/>
+      <w:szCs w:val="18"/>
+    </w:rPr>
+  </w:style>
+  <w:style w:type="character" w:customStyle="1" w:styleId="BalloonTextChar">
+    <w:name w:val="Balloon Text Char"/>
+    <w:basedOn w:val="DefaultParagraphFont"/>
+    <w:link w:val="BalloonText"/>
+    <w:uiPriority w:val="99"/>
+    <w:semiHidden/>
+    <w:rsid w:val="006C7637"/>
+    <w:rPr>
+      <w:rFonts w:ascii="Segoe UI" w:hAnsi="Segoe UI" w:cs="Segoe UI"/>
+      <w:sz w:val="18"/>
+      <w:szCs w:val="18"/>
+    </w:rPr>
   </w:style>
 </w:styles>
 </file>
@@ -3040,4 +5715,16 @@
     </a:ext>
   </a:extLst>
 </a:theme>
+</file>
+
+<file path=customXml/item1.xml><?xml version="1.0" encoding="utf-8"?>
+<b:Sources xmlns:b="http://schemas.openxmlformats.org/officeDocument/2006/bibliography" xmlns="http://schemas.openxmlformats.org/officeDocument/2006/bibliography" SelectedStyle="\APASixthEditionOfficeOnline.xsl" StyleName="APA" Version="6"/>
+</file>
+
+<file path=customXml/itemProps1.xml><?xml version="1.0" encoding="utf-8"?>
+<ds:datastoreItem xmlns:ds="http://schemas.openxmlformats.org/officeDocument/2006/customXml" ds:itemID="{C46BCAE7-76B3-404C-A7B7-D301C871EAB1}">
+  <ds:schemaRefs>
+    <ds:schemaRef ds:uri="http://schemas.openxmlformats.org/officeDocument/2006/bibliography"/>
+  </ds:schemaRefs>
+</ds:datastoreItem>
 </file>